--- a/docs/manuais/Manual_Tela_Medicao.docx
+++ b/docs/manuais/Manual_Tela_Medicao.docx
@@ -215,17 +215,32 @@
       </w:pPr>
       <w:r>
         <w:rPr>
-          <w:highlight w:val="yellow"/>
-        </w:rPr>
-        <w:t>- Revise taxa, quantidade e total calculado antes de salvar.</w:t>
-      </w:r>
-    </w:p>
-    <w:p>
-      <w:pPr>
-        <w:ind w:left="360" w:hanging="180"/>
-      </w:pPr>
-      <w:r>
-        <w:t xml:space="preserve">- Para CSV, confira as colunas </w:t>
+          <w:color w:val="FFFFFF" w:themeColor="background1"/>
+          <w:highlight w:val="red"/>
+        </w:rPr>
+        <w:t>- Revise taxa, quantidade e total calculado antes de salvar</w:t>
+      </w:r>
+      <w:r>
+        <w:rPr>
+          <w:highlight w:val="red"/>
+        </w:rPr>
+        <w:t>.</w:t>
+      </w:r>
+    </w:p>
+    <w:p>
+      <w:pPr>
+        <w:ind w:left="360" w:hanging="180"/>
+      </w:pPr>
+      <w:r>
+        <w:rPr>
+          <w:b/>
+          <w:bCs/>
+          <w:highlight w:val="yellow"/>
+        </w:rPr>
+        <w:t>- Para CSV,</w:t>
+      </w:r>
+      <w:r>
+        <w:t xml:space="preserve"> confira as colunas </w:t>
       </w:r>
       <w:proofErr w:type="spellStart"/>
       <w:r>
@@ -272,7 +287,15 @@
         <w:ind w:left="360" w:hanging="180"/>
       </w:pPr>
       <w:r>
-        <w:t>- No menu do sistema, abra a rota /</w:t>
+        <w:rPr>
+          <w:b/>
+          <w:bCs/>
+          <w:highlight w:val="yellow"/>
+        </w:rPr>
+        <w:t>- No menu do sistema</w:t>
+      </w:r>
+      <w:r>
+        <w:t>, abra a rota /</w:t>
       </w:r>
       <w:proofErr w:type="spellStart"/>
       <w:r>
@@ -288,23 +311,49 @@
         <w:ind w:left="360" w:hanging="180"/>
       </w:pPr>
       <w:r>
+        <w:rPr>
+          <w:b/>
+          <w:bCs/>
+          <w:highlight w:val="yellow"/>
+        </w:rPr>
         <w:t xml:space="preserve">- A tela abre com </w:t>
       </w:r>
       <w:proofErr w:type="spellStart"/>
       <w:r>
+        <w:rPr>
+          <w:b/>
+          <w:bCs/>
+          <w:highlight w:val="yellow"/>
+        </w:rPr>
         <w:t>formulario</w:t>
       </w:r>
       <w:proofErr w:type="spellEnd"/>
       <w:r>
-        <w:t xml:space="preserve"> de cadastro, filtros e lista de ordens no mesmo ambiente.</w:t>
-      </w:r>
-    </w:p>
-    <w:p>
-      <w:pPr>
-        <w:ind w:left="360" w:hanging="180"/>
-      </w:pPr>
-      <w:r>
-        <w:t xml:space="preserve">- Antes de cadastrar, confira se o </w:t>
+        <w:rPr>
+          <w:b/>
+          <w:bCs/>
+          <w:highlight w:val="yellow"/>
+        </w:rPr>
+        <w:t xml:space="preserve"> de cadastro</w:t>
+      </w:r>
+      <w:r>
+        <w:t>, filtros e lista de ordens no mesmo ambiente.</w:t>
+      </w:r>
+    </w:p>
+    <w:p>
+      <w:pPr>
+        <w:ind w:left="360" w:hanging="180"/>
+      </w:pPr>
+      <w:r>
+        <w:rPr>
+          <w:b/>
+          <w:bCs/>
+          <w:highlight w:val="yellow"/>
+        </w:rPr>
+        <w:t>- Antes de cadastrar</w:t>
+      </w:r>
+      <w:r>
+        <w:t xml:space="preserve">, confira se o </w:t>
       </w:r>
       <w:proofErr w:type="spellStart"/>
       <w:r>
@@ -345,12 +394,6 @@
         <w:gridCol w:w="9762"/>
       </w:tblGrid>
       <w:tr>
-        <w:tblPrEx>
-          <w:tblCellMar>
-            <w:top w:w="0" w:type="dxa"/>
-            <w:bottom w:w="0" w:type="dxa"/>
-          </w:tblCellMar>
-        </w:tblPrEx>
         <w:trPr>
           <w:trHeight w:hRule="exact" w:val="6059"/>
         </w:trPr>
@@ -369,6 +412,9 @@
               <w:jc w:val="center"/>
             </w:pPr>
             <w:r>
+              <w:rPr>
+                <w:noProof/>
+              </w:rPr>
               <w:drawing>
                 <wp:inline distT="0" distB="0" distL="0" distR="0" wp14:anchorId="679EA38A" wp14:editId="26349464">
                   <wp:extent cx="6120130" cy="3314065"/>
@@ -614,12 +660,6 @@
         <w:gridCol w:w="9658"/>
       </w:tblGrid>
       <w:tr>
-        <w:tblPrEx>
-          <w:tblCellMar>
-            <w:top w:w="0" w:type="dxa"/>
-            <w:bottom w:w="0" w:type="dxa"/>
-          </w:tblCellMar>
-        </w:tblPrEx>
         <w:trPr>
           <w:trHeight w:hRule="exact" w:val="2200"/>
         </w:trPr>
@@ -633,6 +673,9 @@
               <w:jc w:val="center"/>
             </w:pPr>
             <w:r>
+              <w:rPr>
+                <w:noProof/>
+              </w:rPr>
               <w:drawing>
                 <wp:inline distT="0" distB="0" distL="0" distR="0" wp14:anchorId="113EBF43" wp14:editId="70DE755A">
                   <wp:extent cx="6120130" cy="1200150"/>
@@ -861,12 +904,6 @@
         <w:gridCol w:w="9747"/>
       </w:tblGrid>
       <w:tr>
-        <w:tblPrEx>
-          <w:tblCellMar>
-            <w:top w:w="0" w:type="dxa"/>
-            <w:bottom w:w="0" w:type="dxa"/>
-          </w:tblCellMar>
-        </w:tblPrEx>
         <w:trPr>
           <w:trHeight w:hRule="exact" w:val="3187"/>
         </w:trPr>
@@ -880,6 +917,9 @@
               <w:jc w:val="center"/>
             </w:pPr>
             <w:r>
+              <w:rPr>
+                <w:noProof/>
+              </w:rPr>
               <w:drawing>
                 <wp:inline distT="0" distB="0" distL="0" distR="0" wp14:anchorId="650DA3AC" wp14:editId="4D95B108">
                   <wp:extent cx="6120130" cy="1866900"/>
@@ -1030,7 +1070,7 @@
     </w:p>
     <w:tbl>
       <w:tblPr>
-        <w:tblW w:w="5000" w:type="pct"/>
+        <w:tblW w:w="4937" w:type="pct"/>
         <w:tblInd w:w="10" w:type="dxa"/>
         <w:tblBorders>
           <w:top w:val="single" w:sz="8" w:space="0" w:color="auto"/>
@@ -1047,17 +1087,11 @@
         <w:tblLook w:val="04A0" w:firstRow="1" w:lastRow="0" w:firstColumn="1" w:lastColumn="0" w:noHBand="0" w:noVBand="1"/>
       </w:tblPr>
       <w:tblGrid>
-        <w:gridCol w:w="9658"/>
+        <w:gridCol w:w="9536"/>
       </w:tblGrid>
       <w:tr>
-        <w:tblPrEx>
-          <w:tblCellMar>
-            <w:top w:w="0" w:type="dxa"/>
-            <w:bottom w:w="0" w:type="dxa"/>
-          </w:tblCellMar>
-        </w:tblPrEx>
         <w:trPr>
-          <w:trHeight w:hRule="exact" w:val="2200"/>
+          <w:trHeight w:hRule="exact" w:val="4638"/>
         </w:trPr>
         <w:tc>
           <w:tcPr>
@@ -1073,18 +1107,41 @@
                 <w:b/>
                 <w:color w:val="666666"/>
               </w:rPr>
-              <w:t>INSERIR IMAGEM AQUI</w:t>
-            </w:r>
-          </w:p>
-          <w:p>
-            <w:pPr>
-              <w:jc w:val="center"/>
-            </w:pPr>
-            <w:r>
-              <w:rPr>
-                <w:color w:val="666666"/>
-              </w:rPr>
-              <w:t>Print do bloco Atividades da Ordem com atividade, quantidade, taxa e total calculado.</w:t>
+              <w:drawing>
+                <wp:inline distT="0" distB="0" distL="0" distR="0" wp14:anchorId="632C4DC6" wp14:editId="279A780F">
+                  <wp:extent cx="5943600" cy="2819400"/>
+                  <wp:effectExtent l="0" t="0" r="0" b="0"/>
+                  <wp:docPr id="1211074005" name="Imagem 1"/>
+                  <wp:cNvGraphicFramePr>
+                    <a:graphicFrameLocks xmlns:a="http://schemas.openxmlformats.org/drawingml/2006/main" noChangeAspect="1"/>
+                  </wp:cNvGraphicFramePr>
+                  <a:graphic xmlns:a="http://schemas.openxmlformats.org/drawingml/2006/main">
+                    <a:graphicData uri="http://schemas.openxmlformats.org/drawingml/2006/picture">
+                      <pic:pic xmlns:pic="http://schemas.openxmlformats.org/drawingml/2006/picture">
+                        <pic:nvPicPr>
+                          <pic:cNvPr id="1211074005" name=""/>
+                          <pic:cNvPicPr/>
+                        </pic:nvPicPr>
+                        <pic:blipFill>
+                          <a:blip r:embed="rId7"/>
+                          <a:stretch>
+                            <a:fillRect/>
+                          </a:stretch>
+                        </pic:blipFill>
+                        <pic:spPr>
+                          <a:xfrm>
+                            <a:off x="0" y="0"/>
+                            <a:ext cx="5949002" cy="2821962"/>
+                          </a:xfrm>
+                          <a:prstGeom prst="rect">
+                            <a:avLst/>
+                          </a:prstGeom>
+                        </pic:spPr>
+                      </pic:pic>
+                    </a:graphicData>
+                  </a:graphic>
+                </wp:inline>
+              </w:drawing>
             </w:r>
           </w:p>
         </w:tc>
@@ -1096,6 +1153,7 @@
         <w:pStyle w:val="Ttulo1"/>
       </w:pPr>
       <w:r>
+        <w:lastRenderedPageBreak/>
         <w:t>5. Salvar a ordem</w:t>
       </w:r>
     </w:p>
@@ -1104,15 +1162,31 @@
         <w:ind w:left="360" w:hanging="180"/>
       </w:pPr>
       <w:r>
-        <w:t>- Confira os totais exibidos na grade.</w:t>
-      </w:r>
-    </w:p>
-    <w:p>
-      <w:pPr>
-        <w:ind w:left="360" w:hanging="180"/>
-      </w:pPr>
-      <w:r>
-        <w:t xml:space="preserve">- Clique em Salvar ordem para </w:t>
+        <w:rPr>
+          <w:b/>
+          <w:bCs/>
+          <w:highlight w:val="yellow"/>
+        </w:rPr>
+        <w:t>- Confira os totais exibidos</w:t>
+      </w:r>
+      <w:r>
+        <w:t xml:space="preserve"> na grade.</w:t>
+      </w:r>
+    </w:p>
+    <w:p>
+      <w:pPr>
+        <w:ind w:left="360" w:hanging="180"/>
+      </w:pPr>
+      <w:r>
+        <w:rPr>
+          <w:b/>
+          <w:bCs/>
+          <w:highlight w:val="yellow"/>
+        </w:rPr>
+        <w:t>- Clique em Salvar ordem</w:t>
+      </w:r>
+      <w:r>
+        <w:t xml:space="preserve"> para </w:t>
       </w:r>
       <w:proofErr w:type="gramStart"/>
       <w:r>
@@ -1144,17 +1218,35 @@
         <w:ind w:left="360" w:hanging="180"/>
       </w:pPr>
       <w:r>
+        <w:rPr>
+          <w:b/>
+          <w:bCs/>
+          <w:highlight w:val="yellow"/>
+        </w:rPr>
         <w:t xml:space="preserve">- </w:t>
       </w:r>
       <w:proofErr w:type="spellStart"/>
       <w:proofErr w:type="gramStart"/>
       <w:r>
+        <w:rPr>
+          <w:b/>
+          <w:bCs/>
+          <w:highlight w:val="yellow"/>
+        </w:rPr>
         <w:t>Apos</w:t>
       </w:r>
       <w:proofErr w:type="spellEnd"/>
       <w:proofErr w:type="gramEnd"/>
       <w:r>
-        <w:t xml:space="preserve"> salvar, a tela atualiza a lista e o </w:t>
+        <w:rPr>
+          <w:b/>
+          <w:bCs/>
+          <w:highlight w:val="yellow"/>
+        </w:rPr>
+        <w:t xml:space="preserve"> salvar, a tela atualiza a lista</w:t>
+      </w:r>
+      <w:r>
+        <w:t xml:space="preserve"> e o </w:t>
       </w:r>
       <w:proofErr w:type="spellStart"/>
       <w:proofErr w:type="gramStart"/>
@@ -1197,6 +1289,225 @@
       <w:proofErr w:type="spellEnd"/>
       <w:r>
         <w:t>.</w:t>
+      </w:r>
+    </w:p>
+    <w:tbl>
+      <w:tblPr>
+        <w:tblW w:w="4736" w:type="pct"/>
+        <w:tblInd w:w="10" w:type="dxa"/>
+        <w:tblBorders>
+          <w:top w:val="single" w:sz="8" w:space="0" w:color="auto"/>
+          <w:left w:val="single" w:sz="8" w:space="0" w:color="auto"/>
+          <w:bottom w:val="single" w:sz="8" w:space="0" w:color="auto"/>
+          <w:right w:val="single" w:sz="8" w:space="0" w:color="auto"/>
+          <w:insideH w:val="single" w:sz="4" w:space="0" w:color="auto"/>
+          <w:insideV w:val="single" w:sz="4" w:space="0" w:color="auto"/>
+        </w:tblBorders>
+        <w:tblCellMar>
+          <w:left w:w="10" w:type="dxa"/>
+          <w:right w:w="10" w:type="dxa"/>
+        </w:tblCellMar>
+        <w:tblLook w:val="04A0" w:firstRow="1" w:lastRow="0" w:firstColumn="1" w:lastColumn="0" w:noHBand="0" w:noVBand="1"/>
+      </w:tblPr>
+      <w:tblGrid>
+        <w:gridCol w:w="9148"/>
+      </w:tblGrid>
+      <w:tr>
+        <w:trPr>
+          <w:trHeight w:hRule="exact" w:val="4756"/>
+        </w:trPr>
+        <w:tc>
+          <w:tcPr>
+            <w:tcW w:w="5000" w:type="pct"/>
+            <w:shd w:val="clear" w:color="auto" w:fill="F2F2F2"/>
+          </w:tcPr>
+          <w:p>
+            <w:pPr>
+              <w:jc w:val="center"/>
+            </w:pPr>
+            <w:r>
+              <w:drawing>
+                <wp:inline distT="0" distB="0" distL="0" distR="0" wp14:anchorId="29B675E0" wp14:editId="57D4D9A1">
+                  <wp:extent cx="3153215" cy="2838846"/>
+                  <wp:effectExtent l="0" t="0" r="9525" b="0"/>
+                  <wp:docPr id="142894126" name="Imagem 1"/>
+                  <wp:cNvGraphicFramePr>
+                    <a:graphicFrameLocks xmlns:a="http://schemas.openxmlformats.org/drawingml/2006/main" noChangeAspect="1"/>
+                  </wp:cNvGraphicFramePr>
+                  <a:graphic xmlns:a="http://schemas.openxmlformats.org/drawingml/2006/main">
+                    <a:graphicData uri="http://schemas.openxmlformats.org/drawingml/2006/picture">
+                      <pic:pic xmlns:pic="http://schemas.openxmlformats.org/drawingml/2006/picture">
+                        <pic:nvPicPr>
+                          <pic:cNvPr id="142894126" name=""/>
+                          <pic:cNvPicPr/>
+                        </pic:nvPicPr>
+                        <pic:blipFill>
+                          <a:blip r:embed="rId8"/>
+                          <a:stretch>
+                            <a:fillRect/>
+                          </a:stretch>
+                        </pic:blipFill>
+                        <pic:spPr>
+                          <a:xfrm>
+                            <a:off x="0" y="0"/>
+                            <a:ext cx="3153215" cy="2838846"/>
+                          </a:xfrm>
+                          <a:prstGeom prst="rect">
+                            <a:avLst/>
+                          </a:prstGeom>
+                        </pic:spPr>
+                      </pic:pic>
+                    </a:graphicData>
+                  </a:graphic>
+                </wp:inline>
+              </w:drawing>
+            </w:r>
+          </w:p>
+        </w:tc>
+      </w:tr>
+    </w:tbl>
+    <w:p/>
+    <w:p>
+      <w:pPr>
+        <w:pStyle w:val="Ttulo1"/>
+      </w:pPr>
+      <w:r>
+        <w:t xml:space="preserve">6. Cadastrar </w:t>
+      </w:r>
+      <w:proofErr w:type="gramStart"/>
+      <w:r>
+        <w:t>ordem Sem</w:t>
+      </w:r>
+      <w:proofErr w:type="gramEnd"/>
+      <w:r>
+        <w:t xml:space="preserve"> </w:t>
+      </w:r>
+      <w:proofErr w:type="spellStart"/>
+      <w:r>
+        <w:t>producao</w:t>
+      </w:r>
+      <w:proofErr w:type="spellEnd"/>
+    </w:p>
+    <w:p>
+      <w:pPr>
+        <w:ind w:left="360" w:hanging="180"/>
+      </w:pPr>
+      <w:r>
+        <w:rPr>
+          <w:b/>
+          <w:bCs/>
+          <w:highlight w:val="yellow"/>
+        </w:rPr>
+        <w:t>- Selecione Tipo</w:t>
+      </w:r>
+      <w:r>
+        <w:t xml:space="preserve"> da </w:t>
+      </w:r>
+      <w:proofErr w:type="spellStart"/>
+      <w:r>
+        <w:t>medicao</w:t>
+      </w:r>
+      <w:proofErr w:type="spellEnd"/>
+      <w:r>
+        <w:t xml:space="preserve"> = Sem </w:t>
+      </w:r>
+      <w:proofErr w:type="spellStart"/>
+      <w:r>
+        <w:t>producao</w:t>
+      </w:r>
+      <w:proofErr w:type="spellEnd"/>
+      <w:r>
+        <w:t>.</w:t>
+      </w:r>
+    </w:p>
+    <w:p>
+      <w:pPr>
+        <w:ind w:left="360" w:hanging="180"/>
+      </w:pPr>
+      <w:r>
+        <w:rPr>
+          <w:b/>
+          <w:bCs/>
+          <w:highlight w:val="yellow"/>
+        </w:rPr>
+        <w:t>- Informe Equipe</w:t>
+      </w:r>
+      <w:r>
+        <w:t xml:space="preserve">, Data </w:t>
+      </w:r>
+      <w:proofErr w:type="spellStart"/>
+      <w:r>
+        <w:t>execucao</w:t>
+      </w:r>
+      <w:proofErr w:type="spellEnd"/>
+      <w:r>
+        <w:t xml:space="preserve"> e Motivo sem </w:t>
+      </w:r>
+      <w:proofErr w:type="spellStart"/>
+      <w:r>
+        <w:t>producao</w:t>
+      </w:r>
+      <w:proofErr w:type="spellEnd"/>
+      <w:r>
+        <w:t>.</w:t>
+      </w:r>
+    </w:p>
+    <w:p>
+      <w:pPr>
+        <w:ind w:left="360" w:hanging="180"/>
+      </w:pPr>
+      <w:r>
+        <w:rPr>
+          <w:b/>
+          <w:bCs/>
+          <w:highlight w:val="yellow"/>
+        </w:rPr>
+        <w:t xml:space="preserve">- </w:t>
+      </w:r>
+      <w:proofErr w:type="spellStart"/>
+      <w:r>
+        <w:rPr>
+          <w:b/>
+          <w:bCs/>
+          <w:highlight w:val="yellow"/>
+        </w:rPr>
+        <w:t>Nao</w:t>
+      </w:r>
+      <w:proofErr w:type="spellEnd"/>
+      <w:r>
+        <w:rPr>
+          <w:b/>
+          <w:bCs/>
+          <w:highlight w:val="yellow"/>
+        </w:rPr>
+        <w:t xml:space="preserve"> adicione atividades</w:t>
+      </w:r>
+      <w:r>
+        <w:t xml:space="preserve">: a ordem </w:t>
+      </w:r>
+      <w:proofErr w:type="spellStart"/>
+      <w:r>
+        <w:t>sera</w:t>
+      </w:r>
+      <w:proofErr w:type="spellEnd"/>
+      <w:r>
+        <w:t xml:space="preserve"> salva sem itens e com total zero.</w:t>
+      </w:r>
+    </w:p>
+    <w:p>
+      <w:pPr>
+        <w:ind w:left="360" w:hanging="180"/>
+      </w:pPr>
+      <w:r>
+        <w:rPr>
+          <w:b/>
+          <w:bCs/>
+          <w:highlight w:val="yellow"/>
+        </w:rPr>
+        <w:t>- Projeto pode ficar vazio</w:t>
+      </w:r>
+      <w:r>
+        <w:t>; se for preenchido, precisa corresponder a um projeto ativo.</w:t>
       </w:r>
     </w:p>
     <w:tbl>
@@ -1221,215 +1532,6 @@
         <w:gridCol w:w="9658"/>
       </w:tblGrid>
       <w:tr>
-        <w:tblPrEx>
-          <w:tblCellMar>
-            <w:top w:w="0" w:type="dxa"/>
-            <w:bottom w:w="0" w:type="dxa"/>
-          </w:tblCellMar>
-        </w:tblPrEx>
-        <w:trPr>
-          <w:trHeight w:hRule="exact" w:val="2200"/>
-        </w:trPr>
-        <w:tc>
-          <w:tcPr>
-            <w:tcW w:w="5000" w:type="pct"/>
-            <w:shd w:val="clear" w:color="auto" w:fill="F2F2F2"/>
-          </w:tcPr>
-          <w:p>
-            <w:pPr>
-              <w:jc w:val="center"/>
-            </w:pPr>
-            <w:r>
-              <w:rPr>
-                <w:b/>
-                <w:color w:val="666666"/>
-              </w:rPr>
-              <w:lastRenderedPageBreak/>
-              <w:t>INSERIR IMAGEM AQUI</w:t>
-            </w:r>
-          </w:p>
-          <w:p>
-            <w:pPr>
-              <w:jc w:val="center"/>
-            </w:pPr>
-            <w:r>
-              <w:rPr>
-                <w:color w:val="666666"/>
-              </w:rPr>
-              <w:t xml:space="preserve">Print do </w:t>
-            </w:r>
-            <w:proofErr w:type="spellStart"/>
-            <w:proofErr w:type="gramStart"/>
-            <w:r>
-              <w:rPr>
-                <w:color w:val="666666"/>
-              </w:rPr>
-              <w:t>botao</w:t>
-            </w:r>
-            <w:proofErr w:type="spellEnd"/>
-            <w:r>
-              <w:rPr>
-                <w:color w:val="666666"/>
-              </w:rPr>
-              <w:t xml:space="preserve"> Salvar</w:t>
-            </w:r>
-            <w:proofErr w:type="gramEnd"/>
-            <w:r>
-              <w:rPr>
-                <w:color w:val="666666"/>
-              </w:rPr>
-              <w:t xml:space="preserve"> ordem e da mensagem de sucesso </w:t>
-            </w:r>
-            <w:proofErr w:type="spellStart"/>
-            <w:proofErr w:type="gramStart"/>
-            <w:r>
-              <w:rPr>
-                <w:color w:val="666666"/>
-              </w:rPr>
-              <w:t>apos</w:t>
-            </w:r>
-            <w:proofErr w:type="spellEnd"/>
-            <w:proofErr w:type="gramEnd"/>
-            <w:r>
-              <w:rPr>
-                <w:color w:val="666666"/>
-              </w:rPr>
-              <w:t xml:space="preserve"> o salvamento.</w:t>
-            </w:r>
-          </w:p>
-        </w:tc>
-      </w:tr>
-    </w:tbl>
-    <w:p/>
-    <w:p>
-      <w:pPr>
-        <w:pStyle w:val="Ttulo1"/>
-      </w:pPr>
-      <w:r>
-        <w:t xml:space="preserve">6. Cadastrar </w:t>
-      </w:r>
-      <w:proofErr w:type="gramStart"/>
-      <w:r>
-        <w:t>ordem Sem</w:t>
-      </w:r>
-      <w:proofErr w:type="gramEnd"/>
-      <w:r>
-        <w:t xml:space="preserve"> </w:t>
-      </w:r>
-      <w:proofErr w:type="spellStart"/>
-      <w:r>
-        <w:t>producao</w:t>
-      </w:r>
-      <w:proofErr w:type="spellEnd"/>
-    </w:p>
-    <w:p>
-      <w:pPr>
-        <w:ind w:left="360" w:hanging="180"/>
-      </w:pPr>
-      <w:r>
-        <w:t xml:space="preserve">- Selecione Tipo da </w:t>
-      </w:r>
-      <w:proofErr w:type="spellStart"/>
-      <w:r>
-        <w:t>medicao</w:t>
-      </w:r>
-      <w:proofErr w:type="spellEnd"/>
-      <w:r>
-        <w:t xml:space="preserve"> = Sem </w:t>
-      </w:r>
-      <w:proofErr w:type="spellStart"/>
-      <w:r>
-        <w:t>producao</w:t>
-      </w:r>
-      <w:proofErr w:type="spellEnd"/>
-      <w:r>
-        <w:t>.</w:t>
-      </w:r>
-    </w:p>
-    <w:p>
-      <w:pPr>
-        <w:ind w:left="360" w:hanging="180"/>
-      </w:pPr>
-      <w:r>
-        <w:t xml:space="preserve">- Informe Equipe, Data </w:t>
-      </w:r>
-      <w:proofErr w:type="spellStart"/>
-      <w:r>
-        <w:t>execucao</w:t>
-      </w:r>
-      <w:proofErr w:type="spellEnd"/>
-      <w:r>
-        <w:t xml:space="preserve"> e Motivo sem </w:t>
-      </w:r>
-      <w:proofErr w:type="spellStart"/>
-      <w:r>
-        <w:t>producao</w:t>
-      </w:r>
-      <w:proofErr w:type="spellEnd"/>
-      <w:r>
-        <w:t>.</w:t>
-      </w:r>
-    </w:p>
-    <w:p>
-      <w:pPr>
-        <w:ind w:left="360" w:hanging="180"/>
-      </w:pPr>
-      <w:r>
-        <w:t xml:space="preserve">- </w:t>
-      </w:r>
-      <w:proofErr w:type="spellStart"/>
-      <w:r>
-        <w:t>Nao</w:t>
-      </w:r>
-      <w:proofErr w:type="spellEnd"/>
-      <w:r>
-        <w:t xml:space="preserve"> adicione atividades: a ordem </w:t>
-      </w:r>
-      <w:proofErr w:type="spellStart"/>
-      <w:r>
-        <w:t>sera</w:t>
-      </w:r>
-      <w:proofErr w:type="spellEnd"/>
-      <w:r>
-        <w:t xml:space="preserve"> salva sem itens e com total zero.</w:t>
-      </w:r>
-    </w:p>
-    <w:p>
-      <w:pPr>
-        <w:ind w:left="360" w:hanging="180"/>
-      </w:pPr>
-      <w:r>
-        <w:t>- Projeto pode ficar vazio; se for preenchido, precisa corresponder a um projeto ativo.</w:t>
-      </w:r>
-    </w:p>
-    <w:tbl>
-      <w:tblPr>
-        <w:tblW w:w="5000" w:type="pct"/>
-        <w:tblInd w:w="10" w:type="dxa"/>
-        <w:tblBorders>
-          <w:top w:val="single" w:sz="8" w:space="0" w:color="auto"/>
-          <w:left w:val="single" w:sz="8" w:space="0" w:color="auto"/>
-          <w:bottom w:val="single" w:sz="8" w:space="0" w:color="auto"/>
-          <w:right w:val="single" w:sz="8" w:space="0" w:color="auto"/>
-          <w:insideH w:val="single" w:sz="4" w:space="0" w:color="auto"/>
-          <w:insideV w:val="single" w:sz="4" w:space="0" w:color="auto"/>
-        </w:tblBorders>
-        <w:tblCellMar>
-          <w:left w:w="10" w:type="dxa"/>
-          <w:right w:w="10" w:type="dxa"/>
-        </w:tblCellMar>
-        <w:tblLook w:val="04A0" w:firstRow="1" w:lastRow="0" w:firstColumn="1" w:lastColumn="0" w:noHBand="0" w:noVBand="1"/>
-      </w:tblPr>
-      <w:tblGrid>
-        <w:gridCol w:w="9658"/>
-      </w:tblGrid>
-      <w:tr>
-        <w:tblPrEx>
-          <w:tblCellMar>
-            <w:top w:w="0" w:type="dxa"/>
-            <w:bottom w:w="0" w:type="dxa"/>
-          </w:tblCellMar>
-        </w:tblPrEx>
         <w:trPr>
           <w:trHeight w:hRule="exact" w:val="2200"/>
         </w:trPr>
@@ -1507,11 +1609,15 @@
       </w:tr>
     </w:tbl>
     <w:p/>
+    <w:p/>
+    <w:p/>
+    <w:p/>
     <w:p>
       <w:pPr>
         <w:pStyle w:val="Ttulo1"/>
       </w:pPr>
       <w:r>
+        <w:lastRenderedPageBreak/>
         <w:t>7. Usar Cadastro em massa</w:t>
       </w:r>
     </w:p>
@@ -1520,15 +1626,31 @@
         <w:ind w:left="360" w:hanging="180"/>
       </w:pPr>
       <w:r>
-        <w:t>- Em cadastro novo, clique em Cadastro em massa.</w:t>
-      </w:r>
-    </w:p>
-    <w:p>
-      <w:pPr>
-        <w:ind w:left="360" w:hanging="180"/>
-      </w:pPr>
-      <w:r>
-        <w:t xml:space="preserve">- Selecione um arquivo CSV com as colunas do modelo: projeto, data, equipe, </w:t>
+        <w:rPr>
+          <w:b/>
+          <w:bCs/>
+          <w:highlight w:val="yellow"/>
+        </w:rPr>
+        <w:t>- Em cadastro novo</w:t>
+      </w:r>
+      <w:r>
+        <w:t>, clique em Cadastro em massa.</w:t>
+      </w:r>
+    </w:p>
+    <w:p>
+      <w:pPr>
+        <w:ind w:left="360" w:hanging="180"/>
+      </w:pPr>
+      <w:r>
+        <w:rPr>
+          <w:b/>
+          <w:bCs/>
+          <w:highlight w:val="yellow"/>
+        </w:rPr>
+        <w:t>- Selecione um arquivo CSV</w:t>
+      </w:r>
+      <w:r>
+        <w:t xml:space="preserve"> com as colunas do modelo: projeto, data, equipe, </w:t>
       </w:r>
       <w:proofErr w:type="spellStart"/>
       <w:r>
@@ -1560,15 +1682,31 @@
         <w:ind w:left="360" w:hanging="180"/>
       </w:pPr>
       <w:r>
-        <w:t>- Clique em Importar planilha.</w:t>
-      </w:r>
-    </w:p>
-    <w:p>
-      <w:pPr>
-        <w:ind w:left="360" w:hanging="180"/>
-      </w:pPr>
-      <w:r>
-        <w:t xml:space="preserve">- Se houver falhas, baixe o CSV de erros para corrigir as linhas rejeitadas. Linhas validas podem ser salvas mesmo quando a </w:t>
+        <w:rPr>
+          <w:b/>
+          <w:bCs/>
+          <w:highlight w:val="yellow"/>
+        </w:rPr>
+        <w:t>- Clique em</w:t>
+      </w:r>
+      <w:r>
+        <w:t xml:space="preserve"> Importar planilha.</w:t>
+      </w:r>
+    </w:p>
+    <w:p>
+      <w:pPr>
+        <w:ind w:left="360" w:hanging="180"/>
+      </w:pPr>
+      <w:r>
+        <w:rPr>
+          <w:b/>
+          <w:bCs/>
+          <w:highlight w:val="yellow"/>
+        </w:rPr>
+        <w:t>- Se houver falhas</w:t>
+      </w:r>
+      <w:r>
+        <w:t xml:space="preserve">, baixe o CSV de erros para corrigir as linhas rejeitadas. Linhas validas podem ser salvas mesmo quando a </w:t>
       </w:r>
       <w:proofErr w:type="spellStart"/>
       <w:r>
@@ -1577,6 +1715,206 @@
       <w:proofErr w:type="spellEnd"/>
       <w:r>
         <w:t xml:space="preserve"> fica parcial.</w:t>
+      </w:r>
+    </w:p>
+    <w:tbl>
+      <w:tblPr>
+        <w:tblW w:w="4992" w:type="pct"/>
+        <w:tblInd w:w="10" w:type="dxa"/>
+        <w:tblBorders>
+          <w:top w:val="single" w:sz="8" w:space="0" w:color="auto"/>
+          <w:left w:val="single" w:sz="8" w:space="0" w:color="auto"/>
+          <w:bottom w:val="single" w:sz="8" w:space="0" w:color="auto"/>
+          <w:right w:val="single" w:sz="8" w:space="0" w:color="auto"/>
+          <w:insideH w:val="single" w:sz="4" w:space="0" w:color="auto"/>
+          <w:insideV w:val="single" w:sz="4" w:space="0" w:color="auto"/>
+        </w:tblBorders>
+        <w:tblCellMar>
+          <w:left w:w="10" w:type="dxa"/>
+          <w:right w:w="10" w:type="dxa"/>
+        </w:tblCellMar>
+        <w:tblLook w:val="04A0" w:firstRow="1" w:lastRow="0" w:firstColumn="1" w:lastColumn="0" w:noHBand="0" w:noVBand="1"/>
+      </w:tblPr>
+      <w:tblGrid>
+        <w:gridCol w:w="9643"/>
+      </w:tblGrid>
+      <w:tr>
+        <w:trPr>
+          <w:trHeight w:hRule="exact" w:val="5251"/>
+        </w:trPr>
+        <w:tc>
+          <w:tcPr>
+            <w:tcW w:w="5000" w:type="pct"/>
+            <w:shd w:val="clear" w:color="auto" w:fill="F2F2F2"/>
+          </w:tcPr>
+          <w:p>
+            <w:pPr>
+              <w:jc w:val="center"/>
+            </w:pPr>
+            <w:r>
+              <w:rPr>
+                <w:b/>
+                <w:color w:val="666666"/>
+              </w:rPr>
+              <w:drawing>
+                <wp:inline distT="0" distB="0" distL="0" distR="0" wp14:anchorId="24EF1D24" wp14:editId="496C4D29">
+                  <wp:extent cx="5753100" cy="3229329"/>
+                  <wp:effectExtent l="0" t="0" r="0" b="0"/>
+                  <wp:docPr id="1096412282" name="Imagem 1"/>
+                  <wp:cNvGraphicFramePr>
+                    <a:graphicFrameLocks xmlns:a="http://schemas.openxmlformats.org/drawingml/2006/main" noChangeAspect="1"/>
+                  </wp:cNvGraphicFramePr>
+                  <a:graphic xmlns:a="http://schemas.openxmlformats.org/drawingml/2006/main">
+                    <a:graphicData uri="http://schemas.openxmlformats.org/drawingml/2006/picture">
+                      <pic:pic xmlns:pic="http://schemas.openxmlformats.org/drawingml/2006/picture">
+                        <pic:nvPicPr>
+                          <pic:cNvPr id="1096412282" name=""/>
+                          <pic:cNvPicPr/>
+                        </pic:nvPicPr>
+                        <pic:blipFill>
+                          <a:blip r:embed="rId9"/>
+                          <a:stretch>
+                            <a:fillRect/>
+                          </a:stretch>
+                        </pic:blipFill>
+                        <pic:spPr>
+                          <a:xfrm>
+                            <a:off x="0" y="0"/>
+                            <a:ext cx="5755537" cy="3230697"/>
+                          </a:xfrm>
+                          <a:prstGeom prst="rect">
+                            <a:avLst/>
+                          </a:prstGeom>
+                        </pic:spPr>
+                      </pic:pic>
+                    </a:graphicData>
+                  </a:graphic>
+                </wp:inline>
+              </w:drawing>
+            </w:r>
+          </w:p>
+        </w:tc>
+      </w:tr>
+    </w:tbl>
+    <w:p/>
+    <w:p>
+      <w:pPr>
+        <w:pStyle w:val="Ttulo1"/>
+      </w:pPr>
+      <w:r>
+        <w:t>8. Filtrar e atualizar a lista</w:t>
+      </w:r>
+    </w:p>
+    <w:p>
+      <w:pPr>
+        <w:ind w:left="360" w:hanging="180"/>
+      </w:pPr>
+      <w:r>
+        <w:rPr>
+          <w:b/>
+          <w:bCs/>
+          <w:highlight w:val="yellow"/>
+        </w:rPr>
+        <w:t>- Use Data inicial</w:t>
+      </w:r>
+      <w:r>
+        <w:t xml:space="preserve">, Data final, Projeto, Equipe, Tipo de </w:t>
+      </w:r>
+      <w:proofErr w:type="spellStart"/>
+      <w:r>
+        <w:t>Servico</w:t>
+      </w:r>
+      <w:proofErr w:type="spellEnd"/>
+      <w:r>
+        <w:t xml:space="preserve">, Atividade, Status, Tipo, Motivo sem </w:t>
+      </w:r>
+      <w:proofErr w:type="spellStart"/>
+      <w:r>
+        <w:t>producao</w:t>
+      </w:r>
+      <w:proofErr w:type="spellEnd"/>
+      <w:r>
+        <w:t xml:space="preserve">, </w:t>
+      </w:r>
+      <w:proofErr w:type="spellStart"/>
+      <w:r>
+        <w:t>Programacao</w:t>
+      </w:r>
+      <w:proofErr w:type="spellEnd"/>
+      <w:r>
+        <w:t xml:space="preserve">, Estado Trabalho e Alerta Status </w:t>
+      </w:r>
+      <w:proofErr w:type="spellStart"/>
+      <w:r>
+        <w:t>execucao</w:t>
+      </w:r>
+      <w:proofErr w:type="spellEnd"/>
+      <w:r>
+        <w:t xml:space="preserve"> conforme a consulta desejada.</w:t>
+      </w:r>
+    </w:p>
+    <w:p>
+      <w:pPr>
+        <w:ind w:left="360" w:hanging="180"/>
+      </w:pPr>
+      <w:r>
+        <w:rPr>
+          <w:b/>
+          <w:bCs/>
+          <w:highlight w:val="yellow"/>
+        </w:rPr>
+        <w:t>- Clique em Atualizar</w:t>
+      </w:r>
+      <w:r>
+        <w:t xml:space="preserve"> lista para recarregar ordens, </w:t>
+      </w:r>
+      <w:proofErr w:type="spellStart"/>
+      <w:r>
+        <w:t>consolidacoes</w:t>
+      </w:r>
+      <w:proofErr w:type="spellEnd"/>
+      <w:r>
+        <w:t xml:space="preserve"> e coluna </w:t>
+      </w:r>
+      <w:proofErr w:type="spellStart"/>
+      <w:r>
+        <w:t>Composicao</w:t>
+      </w:r>
+      <w:proofErr w:type="spellEnd"/>
+      <w:r>
+        <w:t xml:space="preserve"> equipe com os dados mais recentes.</w:t>
+      </w:r>
+    </w:p>
+    <w:p>
+      <w:pPr>
+        <w:ind w:left="360" w:hanging="180"/>
+      </w:pPr>
+      <w:r>
+        <w:rPr>
+          <w:b/>
+          <w:bCs/>
+          <w:highlight w:val="yellow"/>
+        </w:rPr>
+        <w:t>- A lista mostra ordem</w:t>
+      </w:r>
+      <w:r>
+        <w:t xml:space="preserve">, projeto, data, equipe, encarregado, </w:t>
+      </w:r>
+      <w:proofErr w:type="spellStart"/>
+      <w:r>
+        <w:t>programacao</w:t>
+      </w:r>
+      <w:proofErr w:type="spellEnd"/>
+      <w:r>
+        <w:t xml:space="preserve">, status </w:t>
+      </w:r>
+      <w:proofErr w:type="spellStart"/>
+      <w:r>
+        <w:t>execucao</w:t>
+      </w:r>
+      <w:proofErr w:type="spellEnd"/>
+      <w:r>
+        <w:t>, itens, valor total, status e atualizado em.</w:t>
       </w:r>
     </w:p>
     <w:tbl>
@@ -1601,12 +1939,6 @@
         <w:gridCol w:w="9658"/>
       </w:tblGrid>
       <w:tr>
-        <w:tblPrEx>
-          <w:tblCellMar>
-            <w:top w:w="0" w:type="dxa"/>
-            <w:bottom w:w="0" w:type="dxa"/>
-          </w:tblCellMar>
-        </w:tblPrEx>
         <w:trPr>
           <w:trHeight w:hRule="exact" w:val="2200"/>
         </w:trPr>
@@ -1624,18 +1956,281 @@
                 <w:b/>
                 <w:color w:val="666666"/>
               </w:rPr>
-              <w:t>INSERIR IMAGEM AQUI</w:t>
+              <w:drawing>
+                <wp:inline distT="0" distB="0" distL="0" distR="0" wp14:anchorId="6D7BAE75" wp14:editId="3CE0B74A">
+                  <wp:extent cx="6120130" cy="1320800"/>
+                  <wp:effectExtent l="0" t="0" r="0" b="0"/>
+                  <wp:docPr id="791874178" name="Imagem 1"/>
+                  <wp:cNvGraphicFramePr>
+                    <a:graphicFrameLocks xmlns:a="http://schemas.openxmlformats.org/drawingml/2006/main" noChangeAspect="1"/>
+                  </wp:cNvGraphicFramePr>
+                  <a:graphic xmlns:a="http://schemas.openxmlformats.org/drawingml/2006/main">
+                    <a:graphicData uri="http://schemas.openxmlformats.org/drawingml/2006/picture">
+                      <pic:pic xmlns:pic="http://schemas.openxmlformats.org/drawingml/2006/picture">
+                        <pic:nvPicPr>
+                          <pic:cNvPr id="791874178" name=""/>
+                          <pic:cNvPicPr/>
+                        </pic:nvPicPr>
+                        <pic:blipFill>
+                          <a:blip r:embed="rId10"/>
+                          <a:stretch>
+                            <a:fillRect/>
+                          </a:stretch>
+                        </pic:blipFill>
+                        <pic:spPr>
+                          <a:xfrm>
+                            <a:off x="0" y="0"/>
+                            <a:ext cx="6120130" cy="1320800"/>
+                          </a:xfrm>
+                          <a:prstGeom prst="rect">
+                            <a:avLst/>
+                          </a:prstGeom>
+                        </pic:spPr>
+                      </pic:pic>
+                    </a:graphicData>
+                  </a:graphic>
+                </wp:inline>
+              </w:drawing>
             </w:r>
           </w:p>
+        </w:tc>
+      </w:tr>
+    </w:tbl>
+    <w:p/>
+    <w:p>
+      <w:pPr>
+        <w:pStyle w:val="Ttulo1"/>
+      </w:pPr>
+      <w:r>
+        <w:lastRenderedPageBreak/>
+        <w:t xml:space="preserve">9. Exportar </w:t>
+      </w:r>
+      <w:proofErr w:type="spellStart"/>
+      <w:r>
+        <w:t>informacoes</w:t>
+      </w:r>
+      <w:proofErr w:type="spellEnd"/>
+    </w:p>
+    <w:p>
+      <w:pPr>
+        <w:ind w:left="360" w:hanging="180"/>
+      </w:pPr>
+      <w:r>
+        <w:rPr>
+          <w:b/>
+          <w:bCs/>
+          <w:highlight w:val="yellow"/>
+        </w:rPr>
+        <w:t>- Use Exportar Excel (CSV)</w:t>
+      </w:r>
+      <w:r>
+        <w:t xml:space="preserve"> para baixar a listagem filtrada.</w:t>
+      </w:r>
+    </w:p>
+    <w:p>
+      <w:pPr>
+        <w:ind w:left="360" w:hanging="180"/>
+      </w:pPr>
+      <w:r>
+        <w:rPr>
+          <w:b/>
+          <w:bCs/>
+          <w:highlight w:val="yellow"/>
+        </w:rPr>
+        <w:t>- Use Detalhamento (CSV)</w:t>
+      </w:r>
+      <w:r>
+        <w:rPr>
+          <w:b/>
+          <w:bCs/>
+        </w:rPr>
+        <w:t xml:space="preserve"> </w:t>
+      </w:r>
+      <w:r>
+        <w:t>para baixar as linhas por atividade.</w:t>
+      </w:r>
+    </w:p>
+    <w:p>
+      <w:pPr>
+        <w:ind w:left="360" w:hanging="180"/>
+      </w:pPr>
+      <w:r>
+        <w:rPr>
+          <w:b/>
+          <w:bCs/>
+          <w:highlight w:val="yellow"/>
+        </w:rPr>
+        <w:t xml:space="preserve">- Use Exportar </w:t>
+      </w:r>
+      <w:proofErr w:type="spellStart"/>
+      <w:r>
+        <w:rPr>
+          <w:b/>
+          <w:bCs/>
+          <w:highlight w:val="yellow"/>
+        </w:rPr>
+        <w:t>pontuacao</w:t>
+      </w:r>
+      <w:proofErr w:type="spellEnd"/>
+      <w:r>
+        <w:t xml:space="preserve"> para baixar o arquivo de pontos e status de meta.</w:t>
+      </w:r>
+    </w:p>
+    <w:p>
+      <w:pPr>
+        <w:ind w:left="360" w:hanging="180"/>
+        <w:rPr>
+          <w:b/>
+          <w:bCs/>
+          <w:color w:val="FFFFFF" w:themeColor="background1"/>
+        </w:rPr>
+      </w:pPr>
+      <w:r>
+        <w:rPr>
+          <w:b/>
+          <w:bCs/>
+          <w:color w:val="FFFFFF" w:themeColor="background1"/>
+          <w:highlight w:val="red"/>
+        </w:rPr>
+        <w:t xml:space="preserve">- Durante a </w:t>
+      </w:r>
+      <w:proofErr w:type="spellStart"/>
+      <w:r>
+        <w:rPr>
+          <w:b/>
+          <w:bCs/>
+          <w:color w:val="FFFFFF" w:themeColor="background1"/>
+          <w:highlight w:val="red"/>
+        </w:rPr>
+        <w:t>geracao</w:t>
+      </w:r>
+      <w:proofErr w:type="spellEnd"/>
+      <w:r>
+        <w:rPr>
+          <w:b/>
+          <w:bCs/>
+          <w:color w:val="FFFFFF" w:themeColor="background1"/>
+          <w:highlight w:val="red"/>
+        </w:rPr>
+        <w:t xml:space="preserve">, a tela </w:t>
+      </w:r>
+      <w:proofErr w:type="gramStart"/>
+      <w:r>
+        <w:rPr>
+          <w:b/>
+          <w:bCs/>
+          <w:color w:val="FFFFFF" w:themeColor="background1"/>
+          <w:highlight w:val="red"/>
+        </w:rPr>
+        <w:t>exibe Gerando</w:t>
+      </w:r>
+      <w:proofErr w:type="gramEnd"/>
+      <w:r>
+        <w:rPr>
+          <w:b/>
+          <w:bCs/>
+          <w:color w:val="FFFFFF" w:themeColor="background1"/>
+          <w:highlight w:val="red"/>
+        </w:rPr>
+        <w:t xml:space="preserve">... e bloqueia novos cliques </w:t>
+      </w:r>
+      <w:proofErr w:type="spellStart"/>
+      <w:proofErr w:type="gramStart"/>
+      <w:r>
+        <w:rPr>
+          <w:b/>
+          <w:bCs/>
+          <w:color w:val="FFFFFF" w:themeColor="background1"/>
+          <w:highlight w:val="red"/>
+        </w:rPr>
+        <w:t>ate</w:t>
+      </w:r>
+      <w:proofErr w:type="spellEnd"/>
+      <w:proofErr w:type="gramEnd"/>
+      <w:r>
+        <w:rPr>
+          <w:b/>
+          <w:bCs/>
+          <w:color w:val="FFFFFF" w:themeColor="background1"/>
+          <w:highlight w:val="red"/>
+        </w:rPr>
+        <w:t xml:space="preserve"> concluir.</w:t>
+      </w:r>
+    </w:p>
+    <w:tbl>
+      <w:tblPr>
+        <w:tblW w:w="4946" w:type="pct"/>
+        <w:tblInd w:w="10" w:type="dxa"/>
+        <w:tblBorders>
+          <w:top w:val="single" w:sz="8" w:space="0" w:color="auto"/>
+          <w:left w:val="single" w:sz="8" w:space="0" w:color="auto"/>
+          <w:bottom w:val="single" w:sz="8" w:space="0" w:color="auto"/>
+          <w:right w:val="single" w:sz="8" w:space="0" w:color="auto"/>
+          <w:insideH w:val="single" w:sz="4" w:space="0" w:color="auto"/>
+          <w:insideV w:val="single" w:sz="4" w:space="0" w:color="auto"/>
+        </w:tblBorders>
+        <w:tblCellMar>
+          <w:left w:w="10" w:type="dxa"/>
+          <w:right w:w="10" w:type="dxa"/>
+        </w:tblCellMar>
+        <w:tblLook w:val="04A0" w:firstRow="1" w:lastRow="0" w:firstColumn="1" w:lastColumn="0" w:noHBand="0" w:noVBand="1"/>
+      </w:tblPr>
+      <w:tblGrid>
+        <w:gridCol w:w="9554"/>
+      </w:tblGrid>
+      <w:tr>
+        <w:trPr>
+          <w:trHeight w:hRule="exact" w:val="1227"/>
+        </w:trPr>
+        <w:tc>
+          <w:tcPr>
+            <w:tcW w:w="5000" w:type="pct"/>
+            <w:shd w:val="clear" w:color="auto" w:fill="F2F2F2"/>
+          </w:tcPr>
           <w:p>
             <w:pPr>
               <w:jc w:val="center"/>
             </w:pPr>
             <w:r>
               <w:rPr>
+                <w:b/>
                 <w:color w:val="666666"/>
               </w:rPr>
-              <w:t>Print do modal Cadastro em massa com arquivo selecionado e resumo do resultado.</w:t>
+              <w:drawing>
+                <wp:inline distT="0" distB="0" distL="0" distR="0" wp14:anchorId="412F55EB" wp14:editId="4FFFF74E">
+                  <wp:extent cx="4010585" cy="504895"/>
+                  <wp:effectExtent l="0" t="0" r="9525" b="9525"/>
+                  <wp:docPr id="1958701016" name="Imagem 1"/>
+                  <wp:cNvGraphicFramePr>
+                    <a:graphicFrameLocks xmlns:a="http://schemas.openxmlformats.org/drawingml/2006/main" noChangeAspect="1"/>
+                  </wp:cNvGraphicFramePr>
+                  <a:graphic xmlns:a="http://schemas.openxmlformats.org/drawingml/2006/main">
+                    <a:graphicData uri="http://schemas.openxmlformats.org/drawingml/2006/picture">
+                      <pic:pic xmlns:pic="http://schemas.openxmlformats.org/drawingml/2006/picture">
+                        <pic:nvPicPr>
+                          <pic:cNvPr id="1958701016" name=""/>
+                          <pic:cNvPicPr/>
+                        </pic:nvPicPr>
+                        <pic:blipFill>
+                          <a:blip r:embed="rId11"/>
+                          <a:stretch>
+                            <a:fillRect/>
+                          </a:stretch>
+                        </pic:blipFill>
+                        <pic:spPr>
+                          <a:xfrm>
+                            <a:off x="0" y="0"/>
+                            <a:ext cx="4010585" cy="504895"/>
+                          </a:xfrm>
+                          <a:prstGeom prst="rect">
+                            <a:avLst/>
+                          </a:prstGeom>
+                        </pic:spPr>
+                      </pic:pic>
+                    </a:graphicData>
+                  </a:graphic>
+                </wp:inline>
+              </w:drawing>
             </w:r>
           </w:p>
         </w:tc>
@@ -1647,96 +2242,328 @@
         <w:pStyle w:val="Ttulo1"/>
       </w:pPr>
       <w:r>
-        <w:t>8. Filtrar e atualizar a lista</w:t>
-      </w:r>
-    </w:p>
-    <w:p>
-      <w:pPr>
-        <w:ind w:left="360" w:hanging="180"/>
+        <w:t xml:space="preserve">10. Consultar detalhes e </w:t>
+      </w:r>
+      <w:proofErr w:type="spellStart"/>
+      <w:r>
+        <w:t>historico</w:t>
+      </w:r>
+      <w:proofErr w:type="spellEnd"/>
+    </w:p>
+    <w:p>
+      <w:pPr>
+        <w:ind w:left="360" w:hanging="180"/>
+      </w:pPr>
+      <w:r>
+        <w:rPr>
+          <w:b/>
+          <w:bCs/>
+          <w:highlight w:val="yellow"/>
+        </w:rPr>
+        <w:t xml:space="preserve">- Na coluna </w:t>
+      </w:r>
+      <w:proofErr w:type="spellStart"/>
+      <w:r>
+        <w:rPr>
+          <w:b/>
+          <w:bCs/>
+          <w:highlight w:val="yellow"/>
+        </w:rPr>
+        <w:t>Acoes</w:t>
+      </w:r>
+      <w:proofErr w:type="spellEnd"/>
+      <w:r>
+        <w:rPr>
+          <w:b/>
+          <w:bCs/>
+          <w:highlight w:val="yellow"/>
+        </w:rPr>
+        <w:t>,</w:t>
+      </w:r>
+      <w:r>
+        <w:t xml:space="preserve"> clique em Detalhes para conferir </w:t>
+      </w:r>
+      <w:proofErr w:type="spellStart"/>
+      <w:r>
+        <w:t>cabecalho</w:t>
+      </w:r>
+      <w:proofErr w:type="spellEnd"/>
+      <w:r>
+        <w:t xml:space="preserve">, itens, taxa manual, </w:t>
+      </w:r>
+      <w:proofErr w:type="spellStart"/>
+      <w:r>
+        <w:t>Codigo</w:t>
+      </w:r>
+      <w:proofErr w:type="spellEnd"/>
+      <w:r>
+        <w:t xml:space="preserve"> IDD e totais da ordem.</w:t>
+      </w:r>
+    </w:p>
+    <w:p>
+      <w:pPr>
+        <w:ind w:left="360" w:hanging="180"/>
+      </w:pPr>
+      <w:r>
+        <w:rPr>
+          <w:b/>
+          <w:bCs/>
+          <w:highlight w:val="yellow"/>
+        </w:rPr>
+        <w:t xml:space="preserve">- Clique em </w:t>
+      </w:r>
+      <w:proofErr w:type="spellStart"/>
+      <w:r>
+        <w:rPr>
+          <w:b/>
+          <w:bCs/>
+          <w:highlight w:val="yellow"/>
+        </w:rPr>
+        <w:t>Historico</w:t>
+      </w:r>
+      <w:proofErr w:type="spellEnd"/>
+      <w:r>
+        <w:t xml:space="preserve"> para ver eventos registrados, como </w:t>
+      </w:r>
+      <w:proofErr w:type="spellStart"/>
+      <w:r>
+        <w:t>criacao</w:t>
+      </w:r>
+      <w:proofErr w:type="spellEnd"/>
+      <w:r>
+        <w:t xml:space="preserve">, </w:t>
+      </w:r>
+      <w:proofErr w:type="spellStart"/>
+      <w:r>
+        <w:t>edicao</w:t>
+      </w:r>
+      <w:proofErr w:type="spellEnd"/>
+      <w:r>
+        <w:t>, fechamento, abertura e cancelamento.</w:t>
+      </w:r>
+    </w:p>
+    <w:p>
+      <w:pPr>
+        <w:ind w:left="360" w:hanging="180"/>
+      </w:pPr>
+      <w:r>
+        <w:rPr>
+          <w:b/>
+          <w:bCs/>
+          <w:highlight w:val="yellow"/>
+        </w:rPr>
+        <w:t>- Use essas consultas antes</w:t>
+      </w:r>
+      <w:r>
+        <w:t xml:space="preserve"> de editar ou alterar status quando houver </w:t>
+      </w:r>
+      <w:proofErr w:type="spellStart"/>
+      <w:proofErr w:type="gramStart"/>
+      <w:r>
+        <w:t>duvida</w:t>
+      </w:r>
+      <w:proofErr w:type="spellEnd"/>
+      <w:proofErr w:type="gramEnd"/>
+      <w:r>
+        <w:t xml:space="preserve"> sobre a ordem.</w:t>
+      </w:r>
+    </w:p>
+    <w:tbl>
+      <w:tblPr>
+        <w:tblW w:w="4992" w:type="pct"/>
+        <w:tblInd w:w="10" w:type="dxa"/>
+        <w:tblBorders>
+          <w:top w:val="single" w:sz="8" w:space="0" w:color="auto"/>
+          <w:left w:val="single" w:sz="8" w:space="0" w:color="auto"/>
+          <w:bottom w:val="single" w:sz="8" w:space="0" w:color="auto"/>
+          <w:right w:val="single" w:sz="8" w:space="0" w:color="auto"/>
+          <w:insideH w:val="single" w:sz="4" w:space="0" w:color="auto"/>
+          <w:insideV w:val="single" w:sz="4" w:space="0" w:color="auto"/>
+        </w:tblBorders>
+        <w:tblCellMar>
+          <w:left w:w="10" w:type="dxa"/>
+          <w:right w:w="10" w:type="dxa"/>
+        </w:tblCellMar>
+        <w:tblLook w:val="04A0" w:firstRow="1" w:lastRow="0" w:firstColumn="1" w:lastColumn="0" w:noHBand="0" w:noVBand="1"/>
+      </w:tblPr>
+      <w:tblGrid>
+        <w:gridCol w:w="9643"/>
+      </w:tblGrid>
+      <w:tr>
+        <w:trPr>
+          <w:trHeight w:hRule="exact" w:val="3740"/>
+        </w:trPr>
+        <w:tc>
+          <w:tcPr>
+            <w:tcW w:w="5000" w:type="pct"/>
+            <w:shd w:val="clear" w:color="auto" w:fill="F2F2F2"/>
+          </w:tcPr>
+          <w:p>
+            <w:pPr>
+              <w:jc w:val="center"/>
+            </w:pPr>
+            <w:r>
+              <w:rPr>
+                <w:b/>
+                <w:color w:val="666666"/>
+              </w:rPr>
+              <w:drawing>
+                <wp:inline distT="0" distB="0" distL="0" distR="0" wp14:anchorId="10A8EC68" wp14:editId="4E1E6E75">
+                  <wp:extent cx="5869291" cy="2238375"/>
+                  <wp:effectExtent l="0" t="0" r="0" b="0"/>
+                  <wp:docPr id="287233970" name="Imagem 1"/>
+                  <wp:cNvGraphicFramePr>
+                    <a:graphicFrameLocks xmlns:a="http://schemas.openxmlformats.org/drawingml/2006/main" noChangeAspect="1"/>
+                  </wp:cNvGraphicFramePr>
+                  <a:graphic xmlns:a="http://schemas.openxmlformats.org/drawingml/2006/main">
+                    <a:graphicData uri="http://schemas.openxmlformats.org/drawingml/2006/picture">
+                      <pic:pic xmlns:pic="http://schemas.openxmlformats.org/drawingml/2006/picture">
+                        <pic:nvPicPr>
+                          <pic:cNvPr id="287233970" name=""/>
+                          <pic:cNvPicPr/>
+                        </pic:nvPicPr>
+                        <pic:blipFill>
+                          <a:blip r:embed="rId12"/>
+                          <a:stretch>
+                            <a:fillRect/>
+                          </a:stretch>
+                        </pic:blipFill>
+                        <pic:spPr>
+                          <a:xfrm>
+                            <a:off x="0" y="0"/>
+                            <a:ext cx="5883823" cy="2243917"/>
+                          </a:xfrm>
+                          <a:prstGeom prst="rect">
+                            <a:avLst/>
+                          </a:prstGeom>
+                        </pic:spPr>
+                      </pic:pic>
+                    </a:graphicData>
+                  </a:graphic>
+                </wp:inline>
+              </w:drawing>
+            </w:r>
+          </w:p>
+        </w:tc>
+      </w:tr>
+    </w:tbl>
+    <w:p/>
+    <w:p/>
+    <w:p/>
+    <w:p/>
+    <w:p/>
+    <w:p/>
+    <w:p/>
+    <w:p/>
+    <w:p>
+      <w:pPr>
+        <w:pStyle w:val="Ttulo1"/>
       </w:pPr>
       <w:r>
         <w:lastRenderedPageBreak/>
-        <w:t xml:space="preserve">- Use Data inicial, Data final, Projeto, Equipe, Tipo de </w:t>
-      </w:r>
-      <w:proofErr w:type="spellStart"/>
-      <w:r>
-        <w:t>Servico</w:t>
-      </w:r>
-      <w:proofErr w:type="spellEnd"/>
-      <w:r>
-        <w:t xml:space="preserve">, Atividade, Status, Tipo, Motivo sem </w:t>
-      </w:r>
-      <w:proofErr w:type="spellStart"/>
-      <w:r>
-        <w:t>producao</w:t>
-      </w:r>
-      <w:proofErr w:type="spellEnd"/>
-      <w:r>
-        <w:t xml:space="preserve">, </w:t>
-      </w:r>
-      <w:proofErr w:type="spellStart"/>
-      <w:r>
-        <w:t>Programacao</w:t>
-      </w:r>
-      <w:proofErr w:type="spellEnd"/>
-      <w:r>
-        <w:t xml:space="preserve">, Estado Trabalho e Alerta Status </w:t>
-      </w:r>
-      <w:proofErr w:type="spellStart"/>
-      <w:r>
-        <w:t>execucao</w:t>
-      </w:r>
-      <w:proofErr w:type="spellEnd"/>
-      <w:r>
-        <w:t xml:space="preserve"> conforme a consulta desejada.</w:t>
-      </w:r>
-    </w:p>
-    <w:p>
-      <w:pPr>
-        <w:ind w:left="360" w:hanging="180"/>
-      </w:pPr>
-      <w:r>
-        <w:t xml:space="preserve">- Clique em Atualizar lista para recarregar ordens, </w:t>
-      </w:r>
-      <w:proofErr w:type="spellStart"/>
-      <w:r>
-        <w:t>consolidacoes</w:t>
-      </w:r>
-      <w:proofErr w:type="spellEnd"/>
-      <w:r>
-        <w:t xml:space="preserve"> e coluna </w:t>
-      </w:r>
-      <w:proofErr w:type="spellStart"/>
-      <w:r>
-        <w:t>Composicao</w:t>
-      </w:r>
-      <w:proofErr w:type="spellEnd"/>
-      <w:r>
-        <w:t xml:space="preserve"> equipe com os dados mais recentes.</w:t>
-      </w:r>
-    </w:p>
-    <w:p>
-      <w:pPr>
-        <w:ind w:left="360" w:hanging="180"/>
-      </w:pPr>
-      <w:r>
-        <w:t xml:space="preserve">- A lista mostra ordem, projeto, data, equipe, encarregado, </w:t>
-      </w:r>
-      <w:proofErr w:type="spellStart"/>
-      <w:r>
-        <w:t>programacao</w:t>
-      </w:r>
-      <w:proofErr w:type="spellEnd"/>
-      <w:r>
-        <w:t xml:space="preserve">, status </w:t>
-      </w:r>
-      <w:proofErr w:type="spellStart"/>
-      <w:r>
-        <w:t>execucao</w:t>
-      </w:r>
-      <w:proofErr w:type="spellEnd"/>
-      <w:r>
-        <w:t>, itens, valor total, status e atualizado em.</w:t>
+        <w:t>11. Editar, fechar, abrir ou cancelar</w:t>
+      </w:r>
+    </w:p>
+    <w:p>
+      <w:pPr>
+        <w:ind w:left="360" w:hanging="180"/>
+      </w:pPr>
+      <w:r>
+        <w:rPr>
+          <w:b/>
+          <w:bCs/>
+          <w:highlight w:val="yellow"/>
+        </w:rPr>
+        <w:t xml:space="preserve">- Editar fica </w:t>
+      </w:r>
+      <w:proofErr w:type="spellStart"/>
+      <w:r>
+        <w:rPr>
+          <w:b/>
+          <w:bCs/>
+          <w:highlight w:val="yellow"/>
+        </w:rPr>
+        <w:t>disponivel</w:t>
+      </w:r>
+      <w:proofErr w:type="spellEnd"/>
+      <w:r>
+        <w:t xml:space="preserve"> somente para ordens ABERTAS.</w:t>
+      </w:r>
+    </w:p>
+    <w:p>
+      <w:pPr>
+        <w:ind w:left="360" w:hanging="180"/>
+      </w:pPr>
+      <w:r>
+        <w:rPr>
+          <w:b/>
+          <w:bCs/>
+          <w:highlight w:val="yellow"/>
+        </w:rPr>
+        <w:t xml:space="preserve">- Fechar fica </w:t>
+      </w:r>
+      <w:proofErr w:type="spellStart"/>
+      <w:r>
+        <w:rPr>
+          <w:b/>
+          <w:bCs/>
+          <w:highlight w:val="yellow"/>
+        </w:rPr>
+        <w:t>disponivel</w:t>
+      </w:r>
+      <w:proofErr w:type="spellEnd"/>
+      <w:r>
+        <w:t xml:space="preserve"> para ordem ABERTA e altera o status para FECHADA.</w:t>
+      </w:r>
+    </w:p>
+    <w:p>
+      <w:pPr>
+        <w:ind w:left="360" w:hanging="180"/>
+      </w:pPr>
+      <w:r>
+        <w:rPr>
+          <w:b/>
+          <w:bCs/>
+          <w:highlight w:val="yellow"/>
+        </w:rPr>
+        <w:t xml:space="preserve">- Abrir fica </w:t>
+      </w:r>
+      <w:proofErr w:type="spellStart"/>
+      <w:r>
+        <w:rPr>
+          <w:b/>
+          <w:bCs/>
+          <w:highlight w:val="yellow"/>
+        </w:rPr>
+        <w:t>disponivel</w:t>
+      </w:r>
+      <w:proofErr w:type="spellEnd"/>
+      <w:r>
+        <w:t xml:space="preserve"> para ordem FECHADA e exige motivo.</w:t>
+      </w:r>
+    </w:p>
+    <w:p>
+      <w:pPr>
+        <w:ind w:left="360" w:hanging="180"/>
+      </w:pPr>
+      <w:r>
+        <w:rPr>
+          <w:b/>
+          <w:bCs/>
+          <w:highlight w:val="yellow"/>
+        </w:rPr>
+        <w:t>- Cancelar e permitido</w:t>
+      </w:r>
+      <w:r>
+        <w:t xml:space="preserve"> para ordem ABERTA ou FECHADA, exige motivo e grava </w:t>
+      </w:r>
+      <w:proofErr w:type="spellStart"/>
+      <w:r>
+        <w:t>historico</w:t>
+      </w:r>
+      <w:proofErr w:type="spellEnd"/>
+      <w:r>
+        <w:t>.</w:t>
       </w:r>
     </w:p>
     <w:tbl>
@@ -1761,12 +2588,6 @@
         <w:gridCol w:w="9658"/>
       </w:tblGrid>
       <w:tr>
-        <w:tblPrEx>
-          <w:tblCellMar>
-            <w:top w:w="0" w:type="dxa"/>
-            <w:bottom w:w="0" w:type="dxa"/>
-          </w:tblCellMar>
-        </w:tblPrEx>
         <w:trPr>
           <w:trHeight w:hRule="exact" w:val="2200"/>
         </w:trPr>
@@ -1780,22 +2601,41 @@
               <w:jc w:val="center"/>
             </w:pPr>
             <w:r>
-              <w:rPr>
-                <w:b/>
-                <w:color w:val="666666"/>
-              </w:rPr>
-              <w:t>INSERIR IMAGEM AQUI</w:t>
-            </w:r>
-          </w:p>
-          <w:p>
-            <w:pPr>
-              <w:jc w:val="center"/>
-            </w:pPr>
-            <w:r>
-              <w:rPr>
-                <w:color w:val="666666"/>
-              </w:rPr>
-              <w:t>Print dos filtros aplicados e da lista de ordens retornada.</w:t>
+              <w:drawing>
+                <wp:inline distT="0" distB="0" distL="0" distR="0" wp14:anchorId="7B37164C" wp14:editId="459906F7">
+                  <wp:extent cx="2030016" cy="1047750"/>
+                  <wp:effectExtent l="0" t="0" r="0" b="0"/>
+                  <wp:docPr id="1779271417" name="Imagem 1"/>
+                  <wp:cNvGraphicFramePr>
+                    <a:graphicFrameLocks xmlns:a="http://schemas.openxmlformats.org/drawingml/2006/main" noChangeAspect="1"/>
+                  </wp:cNvGraphicFramePr>
+                  <a:graphic xmlns:a="http://schemas.openxmlformats.org/drawingml/2006/main">
+                    <a:graphicData uri="http://schemas.openxmlformats.org/drawingml/2006/picture">
+                      <pic:pic xmlns:pic="http://schemas.openxmlformats.org/drawingml/2006/picture">
+                        <pic:nvPicPr>
+                          <pic:cNvPr id="1779271417" name=""/>
+                          <pic:cNvPicPr/>
+                        </pic:nvPicPr>
+                        <pic:blipFill>
+                          <a:blip r:embed="rId13"/>
+                          <a:stretch>
+                            <a:fillRect/>
+                          </a:stretch>
+                        </pic:blipFill>
+                        <pic:spPr>
+                          <a:xfrm>
+                            <a:off x="0" y="0"/>
+                            <a:ext cx="2036019" cy="1050848"/>
+                          </a:xfrm>
+                          <a:prstGeom prst="rect">
+                            <a:avLst/>
+                          </a:prstGeom>
+                        </pic:spPr>
+                      </pic:pic>
+                    </a:graphicData>
+                  </a:graphic>
+                </wp:inline>
+              </w:drawing>
             </w:r>
           </w:p>
         </w:tc>
@@ -1807,774 +2647,419 @@
         <w:pStyle w:val="Ttulo1"/>
       </w:pPr>
       <w:r>
-        <w:t xml:space="preserve">9. Exportar </w:t>
-      </w:r>
-      <w:proofErr w:type="spellStart"/>
-      <w:r>
-        <w:t>informacoes</w:t>
-      </w:r>
-      <w:proofErr w:type="spellEnd"/>
-    </w:p>
-    <w:p>
-      <w:pPr>
-        <w:ind w:left="360" w:hanging="180"/>
-      </w:pPr>
-      <w:r>
-        <w:t>- Use Exportar Excel (CSV) para baixar a listagem filtrada.</w:t>
-      </w:r>
-    </w:p>
-    <w:p>
-      <w:pPr>
-        <w:ind w:left="360" w:hanging="180"/>
-      </w:pPr>
-      <w:r>
-        <w:t>- Use Detalhamento (CSV) para baixar as linhas por atividade.</w:t>
-      </w:r>
-    </w:p>
-    <w:p>
-      <w:pPr>
-        <w:ind w:left="360" w:hanging="180"/>
-      </w:pPr>
-      <w:r>
-        <w:t xml:space="preserve">- Use Exportar </w:t>
-      </w:r>
-      <w:proofErr w:type="spellStart"/>
-      <w:r>
-        <w:t>pontuacao</w:t>
-      </w:r>
-      <w:proofErr w:type="spellEnd"/>
-      <w:r>
-        <w:t xml:space="preserve"> para baixar o arquivo de pontos e status de meta.</w:t>
-      </w:r>
-    </w:p>
-    <w:p>
-      <w:pPr>
-        <w:ind w:left="360" w:hanging="180"/>
-      </w:pPr>
-      <w:r>
-        <w:t xml:space="preserve">- Durante a </w:t>
-      </w:r>
-      <w:proofErr w:type="spellStart"/>
-      <w:r>
-        <w:t>geracao</w:t>
-      </w:r>
-      <w:proofErr w:type="spellEnd"/>
-      <w:r>
-        <w:t xml:space="preserve">, a tela </w:t>
-      </w:r>
+        <w:t>Modelo de CSV para Cadastro em massa</w:t>
+      </w:r>
+    </w:p>
+    <w:p>
+      <w:proofErr w:type="spellStart"/>
+      <w:r>
+        <w:rPr>
+          <w:b/>
+        </w:rPr>
+        <w:t>Cabecalho</w:t>
+      </w:r>
+      <w:proofErr w:type="spellEnd"/>
+      <w:r>
+        <w:rPr>
+          <w:b/>
+        </w:rPr>
+        <w:t xml:space="preserve"> recomendado:</w:t>
+      </w:r>
+    </w:p>
+    <w:p>
       <w:proofErr w:type="gramStart"/>
       <w:r>
-        <w:t>exibe Gerando</w:t>
+        <w:t>projeto,data</w:t>
       </w:r>
       <w:proofErr w:type="gramEnd"/>
       <w:r>
-        <w:t xml:space="preserve">... e bloqueia novos cliques </w:t>
-      </w:r>
-      <w:proofErr w:type="spellStart"/>
+        <w:t>,</w:t>
+      </w:r>
       <w:proofErr w:type="gramStart"/>
       <w:r>
-        <w:t>ate</w:t>
-      </w:r>
-      <w:proofErr w:type="spellEnd"/>
+        <w:t>equipe,tipo</w:t>
+      </w:r>
       <w:proofErr w:type="gramEnd"/>
       <w:r>
-        <w:t xml:space="preserve"> concluir.</w:t>
-      </w:r>
-    </w:p>
-    <w:tbl>
-      <w:tblPr>
-        <w:tblW w:w="5000" w:type="pct"/>
-        <w:tblInd w:w="10" w:type="dxa"/>
-        <w:tblBorders>
-          <w:top w:val="single" w:sz="8" w:space="0" w:color="auto"/>
-          <w:left w:val="single" w:sz="8" w:space="0" w:color="auto"/>
-          <w:bottom w:val="single" w:sz="8" w:space="0" w:color="auto"/>
-          <w:right w:val="single" w:sz="8" w:space="0" w:color="auto"/>
-          <w:insideH w:val="single" w:sz="4" w:space="0" w:color="auto"/>
-          <w:insideV w:val="single" w:sz="4" w:space="0" w:color="auto"/>
-        </w:tblBorders>
-        <w:tblCellMar>
-          <w:left w:w="10" w:type="dxa"/>
-          <w:right w:w="10" w:type="dxa"/>
-        </w:tblCellMar>
-        <w:tblLook w:val="04A0" w:firstRow="1" w:lastRow="0" w:firstColumn="1" w:lastColumn="0" w:noHBand="0" w:noVBand="1"/>
-      </w:tblPr>
-      <w:tblGrid>
-        <w:gridCol w:w="9658"/>
-      </w:tblGrid>
-      <w:tr>
-        <w:tblPrEx>
-          <w:tblCellMar>
-            <w:top w:w="0" w:type="dxa"/>
-            <w:bottom w:w="0" w:type="dxa"/>
-          </w:tblCellMar>
-        </w:tblPrEx>
-        <w:trPr>
-          <w:trHeight w:hRule="exact" w:val="2200"/>
-        </w:trPr>
-        <w:tc>
-          <w:tcPr>
-            <w:tcW w:w="5000" w:type="pct"/>
-            <w:shd w:val="clear" w:color="auto" w:fill="F2F2F2"/>
-          </w:tcPr>
-          <w:p>
-            <w:pPr>
-              <w:jc w:val="center"/>
-            </w:pPr>
-            <w:r>
-              <w:rPr>
-                <w:b/>
-                <w:color w:val="666666"/>
-              </w:rPr>
-              <w:t>INSERIR IMAGEM AQUI</w:t>
-            </w:r>
-          </w:p>
-          <w:p>
-            <w:pPr>
-              <w:jc w:val="center"/>
-            </w:pPr>
-            <w:r>
-              <w:rPr>
-                <w:color w:val="666666"/>
-              </w:rPr>
-              <w:t xml:space="preserve">Print dos </w:t>
-            </w:r>
-            <w:proofErr w:type="spellStart"/>
-            <w:r>
-              <w:rPr>
-                <w:color w:val="666666"/>
-              </w:rPr>
-              <w:t>botoes</w:t>
-            </w:r>
-            <w:proofErr w:type="spellEnd"/>
-            <w:r>
-              <w:rPr>
-                <w:color w:val="666666"/>
-              </w:rPr>
-              <w:t xml:space="preserve"> de </w:t>
-            </w:r>
-            <w:proofErr w:type="spellStart"/>
-            <w:r>
-              <w:rPr>
-                <w:color w:val="666666"/>
-              </w:rPr>
-              <w:t>exportacao</w:t>
-            </w:r>
-            <w:proofErr w:type="spellEnd"/>
-            <w:r>
-              <w:rPr>
-                <w:color w:val="666666"/>
-              </w:rPr>
-              <w:t xml:space="preserve"> e do </w:t>
-            </w:r>
-            <w:proofErr w:type="gramStart"/>
-            <w:r>
-              <w:rPr>
-                <w:color w:val="666666"/>
-              </w:rPr>
-              <w:t>modal Gerando</w:t>
-            </w:r>
-            <w:proofErr w:type="gramEnd"/>
-            <w:r>
-              <w:rPr>
-                <w:color w:val="666666"/>
-              </w:rPr>
-              <w:t>....</w:t>
-            </w:r>
-          </w:p>
-        </w:tc>
-      </w:tr>
-    </w:tbl>
+        <w:t>_</w:t>
+      </w:r>
+      <w:proofErr w:type="gramStart"/>
+      <w:r>
+        <w:t>medicao,motivo</w:t>
+      </w:r>
+      <w:proofErr w:type="gramEnd"/>
+      <w:r>
+        <w:t>_sem_</w:t>
+      </w:r>
+      <w:proofErr w:type="gramStart"/>
+      <w:r>
+        <w:t>producao,voz</w:t>
+      </w:r>
+      <w:proofErr w:type="gramEnd"/>
+      <w:r>
+        <w:t>,</w:t>
+      </w:r>
+      <w:proofErr w:type="gramStart"/>
+      <w:r>
+        <w:t>quantidade,mva</w:t>
+      </w:r>
+      <w:proofErr w:type="gramEnd"/>
+      <w:r>
+        <w:t>,</w:t>
+      </w:r>
+      <w:proofErr w:type="gramStart"/>
+      <w:r>
+        <w:t>horas,taxa</w:t>
+      </w:r>
+      <w:proofErr w:type="gramEnd"/>
+    </w:p>
+    <w:p>
+      <w:pPr>
+        <w:ind w:left="360" w:hanging="180"/>
+      </w:pPr>
+      <w:r>
+        <w:rPr>
+          <w:b/>
+          <w:bCs/>
+          <w:highlight w:val="yellow"/>
+        </w:rPr>
+        <w:t xml:space="preserve">- Use </w:t>
+      </w:r>
+      <w:proofErr w:type="spellStart"/>
+      <w:r>
+        <w:rPr>
+          <w:b/>
+          <w:bCs/>
+          <w:highlight w:val="yellow"/>
+        </w:rPr>
+        <w:t>tipo_medicao</w:t>
+      </w:r>
+      <w:proofErr w:type="spellEnd"/>
+      <w:r>
+        <w:t xml:space="preserve"> = COM_PRODUCAO ou SEM_PRODUCAO.</w:t>
+      </w:r>
+    </w:p>
+    <w:p>
+      <w:pPr>
+        <w:ind w:left="360" w:hanging="180"/>
+      </w:pPr>
+      <w:r>
+        <w:rPr>
+          <w:b/>
+          <w:bCs/>
+          <w:highlight w:val="yellow"/>
+        </w:rPr>
+        <w:t>- Para SEM_PRODUCAO</w:t>
+      </w:r>
+      <w:r>
+        <w:t xml:space="preserve">, </w:t>
+      </w:r>
+      <w:proofErr w:type="spellStart"/>
+      <w:r>
+        <w:t>motivo_sem_producao</w:t>
+      </w:r>
+      <w:proofErr w:type="spellEnd"/>
+      <w:r>
+        <w:t xml:space="preserve"> e </w:t>
+      </w:r>
+      <w:proofErr w:type="spellStart"/>
+      <w:r>
+        <w:t>obrigatorio</w:t>
+      </w:r>
+      <w:proofErr w:type="spellEnd"/>
+      <w:r>
+        <w:t xml:space="preserve"> e voz/quantidade podem ficar vazios.</w:t>
+      </w:r>
+    </w:p>
+    <w:p>
+      <w:pPr>
+        <w:ind w:left="360" w:hanging="180"/>
+        <w:rPr>
+          <w:b/>
+          <w:bCs/>
+        </w:rPr>
+      </w:pPr>
+      <w:r>
+        <w:rPr>
+          <w:b/>
+          <w:bCs/>
+          <w:highlight w:val="yellow"/>
+        </w:rPr>
+        <w:t xml:space="preserve">- Para atividades MVA*hora, preencha </w:t>
+      </w:r>
+      <w:proofErr w:type="spellStart"/>
+      <w:r>
+        <w:rPr>
+          <w:b/>
+          <w:bCs/>
+          <w:highlight w:val="yellow"/>
+        </w:rPr>
+        <w:t>mva</w:t>
+      </w:r>
+      <w:proofErr w:type="spellEnd"/>
+      <w:r>
+        <w:rPr>
+          <w:b/>
+          <w:bCs/>
+          <w:highlight w:val="yellow"/>
+        </w:rPr>
+        <w:t xml:space="preserve"> e horas; </w:t>
+      </w:r>
+      <w:proofErr w:type="spellStart"/>
+      <w:r>
+        <w:rPr>
+          <w:b/>
+          <w:bCs/>
+          <w:highlight w:val="yellow"/>
+        </w:rPr>
+        <w:t>nao</w:t>
+      </w:r>
+      <w:proofErr w:type="spellEnd"/>
+      <w:r>
+        <w:rPr>
+          <w:b/>
+          <w:bCs/>
+          <w:highlight w:val="yellow"/>
+        </w:rPr>
+        <w:t xml:space="preserve"> use quantidade direta</w:t>
+      </w:r>
+      <w:r>
+        <w:rPr>
+          <w:b/>
+          <w:bCs/>
+        </w:rPr>
+        <w:t>.</w:t>
+      </w:r>
+    </w:p>
     <w:p/>
     <w:p>
       <w:pPr>
         <w:pStyle w:val="Ttulo1"/>
       </w:pPr>
       <w:r>
-        <w:t xml:space="preserve">10. Consultar detalhes e </w:t>
-      </w:r>
-      <w:proofErr w:type="spellStart"/>
-      <w:r>
-        <w:t>historico</w:t>
-      </w:r>
-      <w:proofErr w:type="spellEnd"/>
-    </w:p>
-    <w:p>
-      <w:pPr>
-        <w:ind w:left="360" w:hanging="180"/>
-      </w:pPr>
-      <w:r>
-        <w:t xml:space="preserve">- Na coluna </w:t>
-      </w:r>
-      <w:proofErr w:type="spellStart"/>
-      <w:r>
-        <w:t>Acoes</w:t>
-      </w:r>
-      <w:proofErr w:type="spellEnd"/>
-      <w:r>
-        <w:t xml:space="preserve">, clique em Detalhes para conferir </w:t>
-      </w:r>
-      <w:proofErr w:type="spellStart"/>
-      <w:r>
-        <w:t>cabecalho</w:t>
-      </w:r>
-      <w:proofErr w:type="spellEnd"/>
-      <w:r>
-        <w:t xml:space="preserve">, itens, taxa manual, </w:t>
-      </w:r>
-      <w:proofErr w:type="spellStart"/>
-      <w:r>
-        <w:t>Codigo</w:t>
-      </w:r>
-      <w:proofErr w:type="spellEnd"/>
-      <w:r>
-        <w:t xml:space="preserve"> IDD e totais da ordem.</w:t>
-      </w:r>
-    </w:p>
-    <w:p>
-      <w:pPr>
-        <w:ind w:left="360" w:hanging="180"/>
-      </w:pPr>
-      <w:r>
-        <w:t xml:space="preserve">- Clique em </w:t>
-      </w:r>
-      <w:proofErr w:type="spellStart"/>
-      <w:r>
-        <w:t>Historico</w:t>
-      </w:r>
-      <w:proofErr w:type="spellEnd"/>
-      <w:r>
-        <w:t xml:space="preserve"> para ver eventos registrados, como </w:t>
-      </w:r>
-      <w:proofErr w:type="spellStart"/>
-      <w:r>
-        <w:t>criacao</w:t>
-      </w:r>
-      <w:proofErr w:type="spellEnd"/>
-      <w:r>
-        <w:t xml:space="preserve">, </w:t>
-      </w:r>
-      <w:proofErr w:type="spellStart"/>
-      <w:r>
-        <w:t>edicao</w:t>
-      </w:r>
-      <w:proofErr w:type="spellEnd"/>
-      <w:r>
-        <w:t>, fechamento, abertura e cancelamento.</w:t>
-      </w:r>
-    </w:p>
-    <w:p>
-      <w:pPr>
-        <w:ind w:left="360" w:hanging="180"/>
-      </w:pPr>
-      <w:r>
-        <w:t xml:space="preserve">- Use essas consultas antes de editar ou alterar status quando houver </w:t>
-      </w:r>
-      <w:proofErr w:type="spellStart"/>
+        <w:t>Cuidados operacionais</w:t>
+      </w:r>
+    </w:p>
+    <w:p>
+      <w:pPr>
+        <w:ind w:left="360" w:hanging="180"/>
+        <w:rPr>
+          <w:color w:val="FFFFFF" w:themeColor="background1"/>
+          <w:highlight w:val="red"/>
+        </w:rPr>
+      </w:pPr>
+      <w:r>
+        <w:rPr>
+          <w:color w:val="FFFFFF" w:themeColor="background1"/>
+          <w:highlight w:val="red"/>
+        </w:rPr>
+        <w:t xml:space="preserve">- </w:t>
+      </w:r>
+      <w:proofErr w:type="spellStart"/>
+      <w:r>
+        <w:rPr>
+          <w:color w:val="FFFFFF" w:themeColor="background1"/>
+          <w:highlight w:val="red"/>
+        </w:rPr>
+        <w:t>Nao</w:t>
+      </w:r>
+      <w:proofErr w:type="spellEnd"/>
+      <w:r>
+        <w:rPr>
+          <w:color w:val="FFFFFF" w:themeColor="background1"/>
+          <w:highlight w:val="red"/>
+        </w:rPr>
+        <w:t xml:space="preserve"> cadastre duas ordens para o mesmo contexto operacional. O sistema bloqueia duplicidade por Projeto + Equipe + Data </w:t>
+      </w:r>
+      <w:proofErr w:type="spellStart"/>
+      <w:r>
+        <w:rPr>
+          <w:color w:val="FFFFFF" w:themeColor="background1"/>
+          <w:highlight w:val="red"/>
+        </w:rPr>
+        <w:t>execucao</w:t>
+      </w:r>
+      <w:proofErr w:type="spellEnd"/>
+      <w:r>
+        <w:rPr>
+          <w:color w:val="FFFFFF" w:themeColor="background1"/>
+          <w:highlight w:val="red"/>
+        </w:rPr>
+        <w:t xml:space="preserve"> ou, em Sem </w:t>
+      </w:r>
+      <w:proofErr w:type="spellStart"/>
+      <w:r>
+        <w:rPr>
+          <w:color w:val="FFFFFF" w:themeColor="background1"/>
+          <w:highlight w:val="red"/>
+        </w:rPr>
+        <w:t>producao</w:t>
+      </w:r>
+      <w:proofErr w:type="spellEnd"/>
+      <w:r>
+        <w:rPr>
+          <w:color w:val="FFFFFF" w:themeColor="background1"/>
+          <w:highlight w:val="red"/>
+        </w:rPr>
+        <w:t xml:space="preserve"> sem Projeto, por Equipe + Data </w:t>
+      </w:r>
+      <w:proofErr w:type="spellStart"/>
+      <w:r>
+        <w:rPr>
+          <w:color w:val="FFFFFF" w:themeColor="background1"/>
+          <w:highlight w:val="red"/>
+        </w:rPr>
+        <w:t>execucao</w:t>
+      </w:r>
+      <w:proofErr w:type="spellEnd"/>
+      <w:r>
+        <w:rPr>
+          <w:color w:val="FFFFFF" w:themeColor="background1"/>
+          <w:highlight w:val="red"/>
+        </w:rPr>
+        <w:t>.</w:t>
+      </w:r>
+    </w:p>
+    <w:p>
+      <w:pPr>
+        <w:ind w:left="360" w:hanging="180"/>
+        <w:rPr>
+          <w:color w:val="FFFFFF" w:themeColor="background1"/>
+          <w:highlight w:val="red"/>
+        </w:rPr>
+      </w:pPr>
+      <w:r>
+        <w:rPr>
+          <w:color w:val="FFFFFF" w:themeColor="background1"/>
+          <w:highlight w:val="red"/>
+        </w:rPr>
+        <w:t xml:space="preserve">- A </w:t>
+      </w:r>
+      <w:proofErr w:type="spellStart"/>
+      <w:r>
+        <w:rPr>
+          <w:color w:val="FFFFFF" w:themeColor="background1"/>
+          <w:highlight w:val="red"/>
+        </w:rPr>
+        <w:t>Programacao</w:t>
+      </w:r>
+      <w:proofErr w:type="spellEnd"/>
+      <w:r>
+        <w:rPr>
+          <w:color w:val="FFFFFF" w:themeColor="background1"/>
+          <w:highlight w:val="red"/>
+        </w:rPr>
+        <w:t xml:space="preserve"> </w:t>
+      </w:r>
+      <w:proofErr w:type="spellStart"/>
+      <w:r>
+        <w:rPr>
+          <w:color w:val="FFFFFF" w:themeColor="background1"/>
+          <w:highlight w:val="red"/>
+        </w:rPr>
+        <w:t>nao</w:t>
+      </w:r>
+      <w:proofErr w:type="spellEnd"/>
+      <w:r>
+        <w:rPr>
+          <w:color w:val="FFFFFF" w:themeColor="background1"/>
+          <w:highlight w:val="red"/>
+        </w:rPr>
+        <w:t xml:space="preserve"> e </w:t>
+      </w:r>
+      <w:proofErr w:type="spellStart"/>
+      <w:r>
+        <w:rPr>
+          <w:color w:val="FFFFFF" w:themeColor="background1"/>
+          <w:highlight w:val="red"/>
+        </w:rPr>
+        <w:t>obrigatoria</w:t>
+      </w:r>
+      <w:proofErr w:type="spellEnd"/>
+      <w:r>
+        <w:rPr>
+          <w:color w:val="FFFFFF" w:themeColor="background1"/>
+          <w:highlight w:val="red"/>
+        </w:rPr>
+        <w:t xml:space="preserve"> para salvar a </w:t>
+      </w:r>
+      <w:proofErr w:type="spellStart"/>
+      <w:r>
+        <w:rPr>
+          <w:color w:val="FFFFFF" w:themeColor="background1"/>
+          <w:highlight w:val="red"/>
+        </w:rPr>
+        <w:t>medicao</w:t>
+      </w:r>
+      <w:proofErr w:type="spellEnd"/>
+      <w:r>
+        <w:rPr>
+          <w:color w:val="FFFFFF" w:themeColor="background1"/>
+          <w:highlight w:val="red"/>
+        </w:rPr>
+        <w:t xml:space="preserve">; quando existir </w:t>
+      </w:r>
+      <w:proofErr w:type="spellStart"/>
+      <w:r>
+        <w:rPr>
+          <w:color w:val="FFFFFF" w:themeColor="background1"/>
+          <w:highlight w:val="red"/>
+        </w:rPr>
+        <w:t>correspondencia</w:t>
+      </w:r>
+      <w:proofErr w:type="spellEnd"/>
+      <w:r>
+        <w:rPr>
+          <w:color w:val="FFFFFF" w:themeColor="background1"/>
+          <w:highlight w:val="red"/>
+        </w:rPr>
+        <w:t>, o sistema vincula automaticamente.</w:t>
+      </w:r>
+    </w:p>
+    <w:p>
+      <w:pPr>
+        <w:ind w:left="360" w:hanging="180"/>
+        <w:rPr>
+          <w:color w:val="FFFFFF" w:themeColor="background1"/>
+        </w:rPr>
+      </w:pPr>
+      <w:r>
+        <w:rPr>
+          <w:color w:val="FFFFFF" w:themeColor="background1"/>
+          <w:highlight w:val="red"/>
+        </w:rPr>
+        <w:t xml:space="preserve">- Ordens canceladas ficam registradas e </w:t>
+      </w:r>
+      <w:proofErr w:type="spellStart"/>
+      <w:r>
+        <w:rPr>
+          <w:color w:val="FFFFFF" w:themeColor="background1"/>
+          <w:highlight w:val="red"/>
+        </w:rPr>
+        <w:t>nao</w:t>
+      </w:r>
+      <w:proofErr w:type="spellEnd"/>
+      <w:r>
+        <w:rPr>
+          <w:color w:val="FFFFFF" w:themeColor="background1"/>
+          <w:highlight w:val="red"/>
+        </w:rPr>
+        <w:t xml:space="preserve"> devem ser usadas como base para </w:t>
+      </w:r>
       <w:proofErr w:type="gramStart"/>
       <w:r>
-        <w:t>duvida</w:t>
-      </w:r>
-      <w:proofErr w:type="spellEnd"/>
+        <w:rPr>
+          <w:color w:val="FFFFFF" w:themeColor="background1"/>
+          <w:highlight w:val="red"/>
+        </w:rPr>
+        <w:t>conferencia</w:t>
+      </w:r>
       <w:proofErr w:type="gramEnd"/>
       <w:r>
-        <w:t xml:space="preserve"> sobre a ordem.</w:t>
-      </w:r>
-    </w:p>
-    <w:tbl>
-      <w:tblPr>
-        <w:tblW w:w="5000" w:type="pct"/>
-        <w:tblInd w:w="10" w:type="dxa"/>
-        <w:tblBorders>
-          <w:top w:val="single" w:sz="8" w:space="0" w:color="auto"/>
-          <w:left w:val="single" w:sz="8" w:space="0" w:color="auto"/>
-          <w:bottom w:val="single" w:sz="8" w:space="0" w:color="auto"/>
-          <w:right w:val="single" w:sz="8" w:space="0" w:color="auto"/>
-          <w:insideH w:val="single" w:sz="4" w:space="0" w:color="auto"/>
-          <w:insideV w:val="single" w:sz="4" w:space="0" w:color="auto"/>
-        </w:tblBorders>
-        <w:tblCellMar>
-          <w:left w:w="10" w:type="dxa"/>
-          <w:right w:w="10" w:type="dxa"/>
-        </w:tblCellMar>
-        <w:tblLook w:val="04A0" w:firstRow="1" w:lastRow="0" w:firstColumn="1" w:lastColumn="0" w:noHBand="0" w:noVBand="1"/>
-      </w:tblPr>
-      <w:tblGrid>
-        <w:gridCol w:w="9658"/>
-      </w:tblGrid>
-      <w:tr>
-        <w:tblPrEx>
-          <w:tblCellMar>
-            <w:top w:w="0" w:type="dxa"/>
-            <w:bottom w:w="0" w:type="dxa"/>
-          </w:tblCellMar>
-        </w:tblPrEx>
-        <w:trPr>
-          <w:trHeight w:hRule="exact" w:val="2200"/>
-        </w:trPr>
-        <w:tc>
-          <w:tcPr>
-            <w:tcW w:w="5000" w:type="pct"/>
-            <w:shd w:val="clear" w:color="auto" w:fill="F2F2F2"/>
-          </w:tcPr>
-          <w:p>
-            <w:pPr>
-              <w:jc w:val="center"/>
-            </w:pPr>
-            <w:r>
-              <w:rPr>
-                <w:b/>
-                <w:color w:val="666666"/>
-              </w:rPr>
-              <w:lastRenderedPageBreak/>
-              <w:t>INSERIR IMAGEM AQUI</w:t>
-            </w:r>
-          </w:p>
-          <w:p>
-            <w:pPr>
-              <w:jc w:val="center"/>
-            </w:pPr>
-            <w:r>
-              <w:rPr>
-                <w:color w:val="666666"/>
-              </w:rPr>
-              <w:t xml:space="preserve">Print do modal Detalhes ou </w:t>
-            </w:r>
-            <w:proofErr w:type="spellStart"/>
-            <w:r>
-              <w:rPr>
-                <w:color w:val="666666"/>
-              </w:rPr>
-              <w:t>Historico</w:t>
-            </w:r>
-            <w:proofErr w:type="spellEnd"/>
-            <w:r>
-              <w:rPr>
-                <w:color w:val="666666"/>
-              </w:rPr>
-              <w:t xml:space="preserve"> da Ordem.</w:t>
-            </w:r>
-          </w:p>
-        </w:tc>
-      </w:tr>
-    </w:tbl>
-    <w:p/>
-    <w:p>
-      <w:pPr>
-        <w:pStyle w:val="Ttulo1"/>
-      </w:pPr>
-      <w:r>
-        <w:t>11. Editar, fechar, abrir ou cancelar</w:t>
-      </w:r>
-    </w:p>
-    <w:p>
-      <w:pPr>
-        <w:ind w:left="360" w:hanging="180"/>
-      </w:pPr>
-      <w:r>
-        <w:t xml:space="preserve">- Editar fica </w:t>
-      </w:r>
-      <w:proofErr w:type="spellStart"/>
-      <w:r>
-        <w:t>disponivel</w:t>
-      </w:r>
-      <w:proofErr w:type="spellEnd"/>
-      <w:r>
-        <w:t xml:space="preserve"> somente para ordens ABERTAS.</w:t>
-      </w:r>
-    </w:p>
-    <w:p>
-      <w:pPr>
-        <w:ind w:left="360" w:hanging="180"/>
-      </w:pPr>
-      <w:r>
-        <w:t xml:space="preserve">- Fechar fica </w:t>
-      </w:r>
-      <w:proofErr w:type="spellStart"/>
-      <w:r>
-        <w:t>disponivel</w:t>
-      </w:r>
-      <w:proofErr w:type="spellEnd"/>
-      <w:r>
-        <w:t xml:space="preserve"> para ordem ABERTA e altera o status para FECHADA.</w:t>
-      </w:r>
-    </w:p>
-    <w:p>
-      <w:pPr>
-        <w:ind w:left="360" w:hanging="180"/>
-      </w:pPr>
-      <w:r>
-        <w:t xml:space="preserve">- Abrir fica </w:t>
-      </w:r>
-      <w:proofErr w:type="spellStart"/>
-      <w:r>
-        <w:t>disponivel</w:t>
-      </w:r>
-      <w:proofErr w:type="spellEnd"/>
-      <w:r>
-        <w:t xml:space="preserve"> para ordem FECHADA e exige motivo.</w:t>
-      </w:r>
-    </w:p>
-    <w:p>
-      <w:pPr>
-        <w:ind w:left="360" w:hanging="180"/>
-      </w:pPr>
-      <w:r>
-        <w:t xml:space="preserve">- Cancelar e permitido para ordem ABERTA ou FECHADA, exige motivo e grava </w:t>
-      </w:r>
-      <w:proofErr w:type="spellStart"/>
-      <w:r>
-        <w:t>historico</w:t>
-      </w:r>
-      <w:proofErr w:type="spellEnd"/>
-      <w:r>
-        <w:t>.</w:t>
-      </w:r>
-    </w:p>
-    <w:tbl>
-      <w:tblPr>
-        <w:tblW w:w="5000" w:type="pct"/>
-        <w:tblInd w:w="10" w:type="dxa"/>
-        <w:tblBorders>
-          <w:top w:val="single" w:sz="8" w:space="0" w:color="auto"/>
-          <w:left w:val="single" w:sz="8" w:space="0" w:color="auto"/>
-          <w:bottom w:val="single" w:sz="8" w:space="0" w:color="auto"/>
-          <w:right w:val="single" w:sz="8" w:space="0" w:color="auto"/>
-          <w:insideH w:val="single" w:sz="4" w:space="0" w:color="auto"/>
-          <w:insideV w:val="single" w:sz="4" w:space="0" w:color="auto"/>
-        </w:tblBorders>
-        <w:tblCellMar>
-          <w:left w:w="10" w:type="dxa"/>
-          <w:right w:w="10" w:type="dxa"/>
-        </w:tblCellMar>
-        <w:tblLook w:val="04A0" w:firstRow="1" w:lastRow="0" w:firstColumn="1" w:lastColumn="0" w:noHBand="0" w:noVBand="1"/>
-      </w:tblPr>
-      <w:tblGrid>
-        <w:gridCol w:w="9658"/>
-      </w:tblGrid>
-      <w:tr>
-        <w:tblPrEx>
-          <w:tblCellMar>
-            <w:top w:w="0" w:type="dxa"/>
-            <w:bottom w:w="0" w:type="dxa"/>
-          </w:tblCellMar>
-        </w:tblPrEx>
-        <w:trPr>
-          <w:trHeight w:hRule="exact" w:val="2200"/>
-        </w:trPr>
-        <w:tc>
-          <w:tcPr>
-            <w:tcW w:w="5000" w:type="pct"/>
-            <w:shd w:val="clear" w:color="auto" w:fill="F2F2F2"/>
-          </w:tcPr>
-          <w:p>
-            <w:pPr>
-              <w:jc w:val="center"/>
-            </w:pPr>
-            <w:r>
-              <w:rPr>
-                <w:b/>
-                <w:color w:val="666666"/>
-              </w:rPr>
-              <w:t>INSERIR IMAGEM AQUI</w:t>
-            </w:r>
-          </w:p>
-          <w:p>
-            <w:pPr>
-              <w:jc w:val="center"/>
-            </w:pPr>
-            <w:r>
-              <w:rPr>
-                <w:color w:val="666666"/>
-              </w:rPr>
-              <w:t xml:space="preserve">Print da coluna </w:t>
-            </w:r>
-            <w:proofErr w:type="spellStart"/>
-            <w:r>
-              <w:rPr>
-                <w:color w:val="666666"/>
-              </w:rPr>
-              <w:t>Acoes</w:t>
-            </w:r>
-            <w:proofErr w:type="spellEnd"/>
-            <w:r>
-              <w:rPr>
-                <w:color w:val="666666"/>
-              </w:rPr>
-              <w:t xml:space="preserve"> com </w:t>
-            </w:r>
-            <w:proofErr w:type="spellStart"/>
-            <w:r>
-              <w:rPr>
-                <w:color w:val="666666"/>
-              </w:rPr>
-              <w:t>botoes</w:t>
-            </w:r>
-            <w:proofErr w:type="spellEnd"/>
-            <w:r>
-              <w:rPr>
-                <w:color w:val="666666"/>
-              </w:rPr>
-              <w:t xml:space="preserve"> Editar, Fechar/Abrir e Cancelar.</w:t>
-            </w:r>
-          </w:p>
-        </w:tc>
-      </w:tr>
-    </w:tbl>
-    <w:p/>
-    <w:p>
-      <w:pPr>
-        <w:pStyle w:val="Ttulo1"/>
-      </w:pPr>
-      <w:r>
-        <w:t>Modelo de CSV para Cadastro em massa</w:t>
-      </w:r>
-    </w:p>
-    <w:p>
-      <w:proofErr w:type="spellStart"/>
-      <w:r>
-        <w:rPr>
-          <w:b/>
-        </w:rPr>
-        <w:t>Cabecalho</w:t>
-      </w:r>
-      <w:proofErr w:type="spellEnd"/>
-      <w:r>
-        <w:rPr>
-          <w:b/>
-        </w:rPr>
-        <w:t xml:space="preserve"> recomendado:</w:t>
-      </w:r>
-    </w:p>
-    <w:p>
-      <w:proofErr w:type="gramStart"/>
-      <w:r>
-        <w:t>projeto,data</w:t>
-      </w:r>
-      <w:proofErr w:type="gramEnd"/>
-      <w:r>
-        <w:t>,</w:t>
-      </w:r>
-      <w:proofErr w:type="gramStart"/>
-      <w:r>
-        <w:t>equipe,tipo</w:t>
-      </w:r>
-      <w:proofErr w:type="gramEnd"/>
-      <w:r>
-        <w:t>_</w:t>
-      </w:r>
-      <w:proofErr w:type="gramStart"/>
-      <w:r>
-        <w:t>medicao,motivo</w:t>
-      </w:r>
-      <w:proofErr w:type="gramEnd"/>
-      <w:r>
-        <w:t>_sem_</w:t>
-      </w:r>
-      <w:proofErr w:type="gramStart"/>
-      <w:r>
-        <w:t>producao,voz</w:t>
-      </w:r>
-      <w:proofErr w:type="gramEnd"/>
-      <w:r>
-        <w:t>,</w:t>
-      </w:r>
-      <w:proofErr w:type="gramStart"/>
-      <w:r>
-        <w:t>quantidade,mva</w:t>
-      </w:r>
-      <w:proofErr w:type="gramEnd"/>
-      <w:r>
-        <w:t>,</w:t>
-      </w:r>
-      <w:proofErr w:type="gramStart"/>
-      <w:r>
-        <w:t>horas,taxa</w:t>
-      </w:r>
-      <w:proofErr w:type="gramEnd"/>
-    </w:p>
-    <w:p>
-      <w:pPr>
-        <w:ind w:left="360" w:hanging="180"/>
-      </w:pPr>
-      <w:r>
-        <w:t xml:space="preserve">- Use </w:t>
-      </w:r>
-      <w:proofErr w:type="spellStart"/>
-      <w:r>
-        <w:t>tipo_medicao</w:t>
-      </w:r>
-      <w:proofErr w:type="spellEnd"/>
-      <w:r>
-        <w:t xml:space="preserve"> = COM_PRODUCAO ou SEM_PRODUCAO.</w:t>
-      </w:r>
-    </w:p>
-    <w:p>
-      <w:pPr>
-        <w:ind w:left="360" w:hanging="180"/>
-      </w:pPr>
-      <w:r>
-        <w:t xml:space="preserve">- Para SEM_PRODUCAO, </w:t>
-      </w:r>
-      <w:proofErr w:type="spellStart"/>
-      <w:r>
-        <w:t>motivo_sem_producao</w:t>
-      </w:r>
-      <w:proofErr w:type="spellEnd"/>
-      <w:r>
-        <w:t xml:space="preserve"> e </w:t>
-      </w:r>
-      <w:proofErr w:type="spellStart"/>
-      <w:r>
-        <w:t>obrigatorio</w:t>
-      </w:r>
-      <w:proofErr w:type="spellEnd"/>
-      <w:r>
-        <w:t xml:space="preserve"> e voz/quantidade podem ficar vazios.</w:t>
-      </w:r>
-    </w:p>
-    <w:p>
-      <w:pPr>
-        <w:ind w:left="360" w:hanging="180"/>
-      </w:pPr>
-      <w:r>
-        <w:t xml:space="preserve">- Para atividades MVA*hora, preencha </w:t>
-      </w:r>
-      <w:proofErr w:type="spellStart"/>
-      <w:r>
-        <w:t>mva</w:t>
-      </w:r>
-      <w:proofErr w:type="spellEnd"/>
-      <w:r>
-        <w:t xml:space="preserve"> e horas; </w:t>
-      </w:r>
-      <w:proofErr w:type="spellStart"/>
-      <w:r>
-        <w:t>nao</w:t>
-      </w:r>
-      <w:proofErr w:type="spellEnd"/>
-      <w:r>
-        <w:t xml:space="preserve"> use quantidade direta.</w:t>
-      </w:r>
-    </w:p>
-    <w:p/>
-    <w:p>
-      <w:pPr>
-        <w:pStyle w:val="Ttulo1"/>
-      </w:pPr>
-      <w:r>
-        <w:t>Cuidados operacionais</w:t>
-      </w:r>
-    </w:p>
-    <w:p>
-      <w:pPr>
-        <w:ind w:left="360" w:hanging="180"/>
-      </w:pPr>
-      <w:r>
-        <w:t xml:space="preserve">- </w:t>
-      </w:r>
-      <w:proofErr w:type="spellStart"/>
-      <w:r>
-        <w:t>Nao</w:t>
-      </w:r>
-      <w:proofErr w:type="spellEnd"/>
-      <w:r>
-        <w:t xml:space="preserve"> cadastre duas ordens para o mesmo contexto operacional. O sistema bloqueia duplicidade por Projeto + Equipe + Data </w:t>
-      </w:r>
-      <w:proofErr w:type="spellStart"/>
-      <w:r>
-        <w:t>execucao</w:t>
-      </w:r>
-      <w:proofErr w:type="spellEnd"/>
-      <w:r>
-        <w:t xml:space="preserve"> ou, em Sem </w:t>
-      </w:r>
-      <w:proofErr w:type="spellStart"/>
-      <w:r>
-        <w:t>producao</w:t>
-      </w:r>
-      <w:proofErr w:type="spellEnd"/>
-      <w:r>
-        <w:t xml:space="preserve"> sem Projeto, por Equipe + Data </w:t>
-      </w:r>
-      <w:proofErr w:type="spellStart"/>
-      <w:r>
-        <w:t>execucao</w:t>
-      </w:r>
-      <w:proofErr w:type="spellEnd"/>
-      <w:r>
-        <w:t>.</w:t>
-      </w:r>
-    </w:p>
-    <w:p>
-      <w:pPr>
-        <w:ind w:left="360" w:hanging="180"/>
-      </w:pPr>
-      <w:r>
-        <w:t xml:space="preserve">- A </w:t>
-      </w:r>
-      <w:proofErr w:type="spellStart"/>
-      <w:r>
-        <w:t>Programacao</w:t>
-      </w:r>
-      <w:proofErr w:type="spellEnd"/>
-      <w:r>
-        <w:t xml:space="preserve"> </w:t>
-      </w:r>
-      <w:proofErr w:type="spellStart"/>
-      <w:r>
-        <w:t>nao</w:t>
-      </w:r>
-      <w:proofErr w:type="spellEnd"/>
-      <w:r>
-        <w:t xml:space="preserve"> e </w:t>
-      </w:r>
-      <w:proofErr w:type="spellStart"/>
-      <w:r>
-        <w:t>obrigatoria</w:t>
-      </w:r>
-      <w:proofErr w:type="spellEnd"/>
-      <w:r>
-        <w:t xml:space="preserve"> para salvar a </w:t>
-      </w:r>
-      <w:proofErr w:type="spellStart"/>
-      <w:r>
-        <w:t>medicao</w:t>
-      </w:r>
-      <w:proofErr w:type="spellEnd"/>
-      <w:r>
-        <w:t xml:space="preserve">; quando existir </w:t>
-      </w:r>
-      <w:proofErr w:type="spellStart"/>
-      <w:r>
-        <w:t>correspondencia</w:t>
-      </w:r>
-      <w:proofErr w:type="spellEnd"/>
-      <w:r>
-        <w:t>, o sistema vincula automaticamente.</w:t>
-      </w:r>
-    </w:p>
-    <w:p>
-      <w:pPr>
-        <w:ind w:left="360" w:hanging="180"/>
-      </w:pPr>
-      <w:r>
-        <w:t xml:space="preserve">- Ordens canceladas ficam registradas e </w:t>
-      </w:r>
-      <w:proofErr w:type="spellStart"/>
-      <w:r>
-        <w:t>nao</w:t>
-      </w:r>
-      <w:proofErr w:type="spellEnd"/>
-      <w:r>
-        <w:t xml:space="preserve"> devem ser usadas como base para </w:t>
-      </w:r>
-      <w:proofErr w:type="gramStart"/>
-      <w:r>
-        <w:t>conferencia</w:t>
-      </w:r>
-      <w:proofErr w:type="gramEnd"/>
-      <w:r>
+        <w:rPr>
+          <w:color w:val="FFFFFF" w:themeColor="background1"/>
+          <w:highlight w:val="red"/>
+        </w:rPr>
         <w:t xml:space="preserve"> de valor operacional ativo.</w:t>
       </w:r>
     </w:p>
